--- a/docs/The_Components_of_the_Soul_Thomas_Riebl.docx
+++ b/docs/The_Components_of_the_Soul_Thomas_Riebl.docx
@@ -61,13 +61,76 @@
           <w:b/>
           <w:bCs/>
         </w:rPr>
-        <w:t xml:space="preserve">Theoretical Framework:</w:t>
+        <w:t xml:space="preserve">Document Status:</w:t>
+      </w:r>
+      <w:r>
+        <w:t xml:space="preserve"> </w:t>
+      </w:r>
+      <w:r>
+        <w:t xml:space="preserve">🟡</w:t>
+      </w:r>
+      <w:r>
+        <w:t xml:space="preserve"> </w:t>
+      </w:r>
+      <w:r>
+        <w:rPr>
+          <w:b/>
+          <w:bCs/>
+        </w:rPr>
+        <w:t xml:space="preserve">[WORKING DRAFT • WORK IN PROGRESS]</w:t>
+      </w:r>
+      <w:r>
+        <w:br/>
+      </w:r>
+      <w:r>
+        <w:rPr>
+          <w:b/>
+          <w:bCs/>
+        </w:rPr>
+        <w:t xml:space="preserve">Theoretical Architecture:</w:t>
       </w:r>
       <w:r>
         <w:t xml:space="preserve"> </w:t>
       </w:r>
       <w:r>
         <w:t xml:space="preserve">The Conative-Integrative Framework (CIF)</w:t>
+      </w:r>
+    </w:p>
+    <w:p>
+      <w:pPr>
+        <w:pStyle w:val="BlockText"/>
+      </w:pPr>
+      <w:r>
+        <w:t xml:space="preserve">[!IMPORTANT]</w:t>
+      </w:r>
+      <w:r>
+        <w:t xml:space="preserve"> </w:t>
+      </w:r>
+      <w:r>
+        <w:rPr>
+          <w:b/>
+          <w:bCs/>
+        </w:rPr>
+        <w:t xml:space="preserve">Working Paper / Work in Progress:</w:t>
+      </w:r>
+      <w:r>
+        <w:br/>
+      </w:r>
+      <w:r>
+        <w:t xml:space="preserve">This treatise represents an active working draft and exploratory conceptual model within</w:t>
+      </w:r>
+      <w:r>
+        <w:t xml:space="preserve"> </w:t>
+      </w:r>
+      <w:r>
+        <w:rPr>
+          <w:i/>
+          <w:iCs/>
+        </w:rPr>
+        <w:t xml:space="preserve">The Conative-Integrative Framework (CIF)</w:t>
+      </w:r>
+      <w:r>
+        <w:t xml:space="preserve">. It is subject to ongoing research, empirical formalization, and philosophical refinement.</w:t>
       </w:r>
     </w:p>
     <w:p>

--- a/docs/The_Components_of_the_Soul_Thomas_Riebl.docx
+++ b/docs/The_Components_of_the_Soul_Thomas_Riebl.docx
@@ -2,7 +2,7 @@
 <file path=word/document.xml><?xml version="1.0" encoding="utf-8"?>
 <w:document xmlns:w="http://schemas.openxmlformats.org/wordprocessingml/2006/main" xmlns:m="http://schemas.openxmlformats.org/officeDocument/2006/math" xmlns:r="http://schemas.openxmlformats.org/officeDocument/2006/relationships" xmlns:o="urn:schemas-microsoft-com:office:office" xmlns:v="urn:schemas-microsoft-com:vml" xmlns:w10="urn:schemas-microsoft-com:office:word" xmlns:a="http://schemas.openxmlformats.org/drawingml/2006/main" xmlns:pic="http://schemas.openxmlformats.org/drawingml/2006/picture" xmlns:wp="http://schemas.openxmlformats.org/drawingml/2006/wordprocessingDrawing">
   <w:body>
-    <w:bookmarkStart w:id="43" w:name="the-components-of-the-soul"/>
+    <w:bookmarkStart w:id="50" w:name="the-components-of-the-soul"/>
     <w:p>
       <w:pPr>
         <w:pStyle w:val="Heading1"/>
@@ -11,13 +11,13 @@
         <w:t xml:space="preserve">The Components of the Soul</w:t>
       </w:r>
     </w:p>
-    <w:bookmarkStart w:id="12" w:name="Xd472d1756bc8b076bd47256a9553673747e276a"/>
+    <w:bookmarkStart w:id="12" w:name="Xbbef3270933f94ecac57b88d3d6351e2326c910"/>
     <w:p>
       <w:pPr>
         <w:pStyle w:val="Heading2"/>
       </w:pPr>
       <w:r>
-        <w:t xml:space="preserve">How Genetics, Epigenetics, Lifelong Learning, Mind-at-Large, and the Dissociated Mind Form an Individual Soul</w:t>
+        <w:t xml:space="preserve">How Genetics, Chance and Necessity, Epigenetics, Lifelong Learning, Mind-at-Large, and the Dissociated Mind Form an Individual Soul</w:t>
       </w:r>
     </w:p>
     <w:p>
@@ -147,7 +147,7 @@
       <w:r>
         <w:drawing>
           <wp:inline>
-            <wp:extent cx="5334000" cy="1629833"/>
+            <wp:extent cx="5334000" cy="3867978"/>
             <wp:effectExtent b="0" l="0" r="0" t="0"/>
             <wp:docPr descr="Diagram 1" title="" id="10" name="Picture"/>
             <a:graphic>
@@ -168,7 +168,7 @@
                   <pic:spPr bwMode="auto">
                     <a:xfrm>
                       <a:off x="0" y="0"/>
-                      <a:ext cx="5334000" cy="1629833"/>
+                      <a:ext cx="5334000" cy="3867978"/>
                     </a:xfrm>
                     <a:prstGeom prst="rect">
                       <a:avLst/>
@@ -271,12 +271,12 @@
           <w:numId w:val="1001"/>
         </w:numPr>
       </w:pPr>
-      <w:hyperlink w:anchor="X9eb2518884aafb9766ed7d7b851a23dd0946c6c">
+      <w:hyperlink w:anchor="Xc31727b204c9f884a41d14800a1340d03807c02">
         <w:r>
           <w:rPr>
             <w:rStyle w:val="Hyperlink"/>
           </w:rPr>
-          <w:t xml:space="preserve">3. The Transgenerational Resonance: Epigenetics as Environmental Gating</w:t>
+          <w:t xml:space="preserve">3. The Crucible of Chance and Necessity: Monod and Eigen’s Evolutionary Engine</w:t>
         </w:r>
       </w:hyperlink>
     </w:p>
@@ -288,12 +288,12 @@
           <w:numId w:val="1001"/>
         </w:numPr>
       </w:pPr>
-      <w:hyperlink w:anchor="X467273e0ad525658dee4e64b1e7be3b9529bd42">
+      <w:hyperlink w:anchor="Xe227c51f63f65ed4e9d8a24f9ee9a3610111a82">
         <w:r>
           <w:rPr>
             <w:rStyle w:val="Hyperlink"/>
           </w:rPr>
-          <w:t xml:space="preserve">4. The Ontogenetic Tapestry: Lifelong Learning and the Predictive Self</w:t>
+          <w:t xml:space="preserve">4. The Transgenerational Resonance: Epigenetics as Environmental Gating</w:t>
         </w:r>
       </w:hyperlink>
     </w:p>
@@ -305,12 +305,12 @@
           <w:numId w:val="1001"/>
         </w:numPr>
       </w:pPr>
-      <w:hyperlink w:anchor="X2a94bb81dfe2bb1145830e5ab2e44a40e441268">
+      <w:hyperlink w:anchor="Xba6739b4e2be23319d9edc00de9628e610ed21e">
         <w:r>
           <w:rPr>
             <w:rStyle w:val="Hyperlink"/>
           </w:rPr>
-          <w:t xml:space="preserve">5. The Dissociative Boundary: Markov Blankets and the Ego Tunnel</w:t>
+          <w:t xml:space="preserve">5. The Ontogenetic Tapestry: Lifelong Learning and the Predictive Self</w:t>
         </w:r>
       </w:hyperlink>
     </w:p>
@@ -322,12 +322,12 @@
           <w:numId w:val="1001"/>
         </w:numPr>
       </w:pPr>
-      <w:hyperlink w:anchor="X94efcbacb1cc2d2dc7c5043d8ee533ba44484fd">
+      <w:hyperlink w:anchor="Xe7d34bc53230d8e9112580acfed3da67a8fd2e2">
         <w:r>
           <w:rPr>
             <w:rStyle w:val="Hyperlink"/>
           </w:rPr>
-          <w:t xml:space="preserve">6. The Synthesis: The Architecture of the Individual Soul</w:t>
+          <w:t xml:space="preserve">6. The Dissociative Boundary: Markov Blankets and the Ego Tunnel</w:t>
         </w:r>
       </w:hyperlink>
     </w:p>
@@ -339,12 +339,12 @@
           <w:numId w:val="1001"/>
         </w:numPr>
       </w:pPr>
-      <w:hyperlink w:anchor="Xa32d53ecd5e98ddf1cb98c497cb94ce6dbe8d24">
+      <w:hyperlink w:anchor="X56ccc5656365dd5050bf3932d42c7cc1b51b28a">
         <w:r>
           <w:rPr>
             <w:rStyle w:val="Hyperlink"/>
           </w:rPr>
-          <w:t xml:space="preserve">7. Death, Dissolution, and Minimal Phenomenal Experience (MPE)</w:t>
+          <w:t xml:space="preserve">7. The Synthesis: The Architecture of the Individual Soul</w:t>
         </w:r>
       </w:hyperlink>
     </w:p>
@@ -356,12 +356,12 @@
           <w:numId w:val="1001"/>
         </w:numPr>
       </w:pPr>
-      <w:hyperlink w:anchor="X2684d4a33decb7b52f3486c4cce4f9476c2b7ae">
+      <w:hyperlink w:anchor="X2bec05451bf7ddbfcb1ec243008cf1359cbce74">
         <w:r>
           <w:rPr>
             <w:rStyle w:val="Hyperlink"/>
           </w:rPr>
-          <w:t xml:space="preserve">8. References &amp; Academic Bibliography</w:t>
+          <w:t xml:space="preserve">8. Death, Dissolution, and Minimal Phenomenal Experience (MPE)</w:t>
         </w:r>
       </w:hyperlink>
     </w:p>
@@ -373,12 +373,29 @@
           <w:numId w:val="1001"/>
         </w:numPr>
       </w:pPr>
-      <w:hyperlink w:anchor="Xa0fc30b0096595cd78b8d31cff6515ce2283a98">
+      <w:hyperlink w:anchor="Xb8a5eeed3840bf42c96cc3b0a0ad96099f3bfef">
         <w:r>
           <w:rPr>
             <w:rStyle w:val="Hyperlink"/>
           </w:rPr>
-          <w:t xml:space="preserve">9. Tool Attribution &amp; Colophon</w:t>
+          <w:t xml:space="preserve">9. References &amp; Academic Bibliography</w:t>
+        </w:r>
+      </w:hyperlink>
+    </w:p>
+    <w:p>
+      <w:pPr>
+        <w:pStyle w:val="Compact"/>
+        <w:numPr>
+          <w:ilvl w:val="0"/>
+          <w:numId w:val="1001"/>
+        </w:numPr>
+      </w:pPr>
+      <w:hyperlink w:anchor="X90565c0bb9c74a256ac319d15024665f986d4aa">
+        <w:r>
+          <w:rPr>
+            <w:rStyle w:val="Hyperlink"/>
+          </w:rPr>
+          <w:t xml:space="preserve">10. Tool Attribution &amp; Colophon</w:t>
         </w:r>
       </w:hyperlink>
     </w:p>
@@ -535,7 +552,7 @@
           <w:b/>
           <w:bCs/>
         </w:rPr>
-        <w:t xml:space="preserve">) within the universal field of Mind-at-Large. It is uniquely shaped by the fivefold intersection of: Universal Consciousness, Phylogenetic Genetics, Transgenerational Epigenetics, Biographical Lifelong Learning, and the Dissociative Boundary of the Phenomenal Self-Model (PSM).</w:t>
+        <w:t xml:space="preserve">) within the universal field of Mind-at-Large. It is uniquely shaped by the sixfold intersection of: Universal Consciousness, Phylogenetic Genetics, The Thermodynamic Crucible of Chance &amp; Necessity, Transgenerational Epigenetics, Biographical Lifelong Learning, and the Dissociative Boundary of the Phenomenal Self-Model (PSM).</w:t>
       </w:r>
     </w:p>
     <w:p>
@@ -975,13 +992,13 @@
       </w:r>
     </w:p>
     <w:bookmarkEnd w:id="19"/>
-    <w:bookmarkStart w:id="20" w:name="Xc61124c09b6daa7086cdf86eb5ca04a2dd6b193"/>
+    <w:bookmarkStart w:id="26" w:name="X293220e2b730e427c16855a2a7f62d3f4ae8e02"/>
     <w:p>
       <w:pPr>
         <w:pStyle w:val="Heading2"/>
       </w:pPr>
       <w:r>
-        <w:t xml:space="preserve">3. The Transgenerational Resonance: Epigenetics as Environmental Gating</w:t>
+        <w:t xml:space="preserve">3. The Crucible of Chance and Necessity: Monod and Eigen’s Evolutionary Engine</w:t>
       </w:r>
     </w:p>
     <w:p>
@@ -989,7 +1006,403 @@
         <w:pStyle w:val="FirstParagraph"/>
       </w:pPr>
       <w:r>
-        <w:t xml:space="preserve">Genetics alone is too rigid to capture the adaptive dynamism of life. The bridge between ancestral history and immediate reality is</w:t>
+        <w:t xml:space="preserve">Between static genetic architecture and dynamic epigenetic modulation lies the</w:t>
+      </w:r>
+      <w:r>
+        <w:t xml:space="preserve"> </w:t>
+      </w:r>
+      <w:r>
+        <w:rPr>
+          <w:b/>
+          <w:bCs/>
+        </w:rPr>
+        <w:t xml:space="preserve">creative furnace of thermodynamics and molecular self-organization</w:t>
+      </w:r>
+      <w:r>
+        <w:t xml:space="preserve">:</w:t>
+      </w:r>
+    </w:p>
+    <w:p>
+      <w:pPr>
+        <w:pStyle w:val="CaptionedFigure"/>
+      </w:pPr>
+      <w:r>
+        <w:drawing>
+          <wp:inline>
+            <wp:extent cx="5334000" cy="913694"/>
+            <wp:effectExtent b="0" l="0" r="0" t="0"/>
+            <wp:docPr descr="Diagram 3" title="" id="21" name="Picture"/>
+            <a:graphic>
+              <a:graphicData uri="http://schemas.openxmlformats.org/drawingml/2006/picture">
+                <pic:pic>
+                  <pic:nvPicPr>
+                    <pic:cNvPr descr="/tmp/docx_diagrams_soul/diagram_2.png" id="22" name="Picture"/>
+                    <pic:cNvPicPr>
+                      <a:picLocks noChangeArrowheads="1" noChangeAspect="1"/>
+                    </pic:cNvPicPr>
+                  </pic:nvPicPr>
+                  <pic:blipFill>
+                    <a:blip r:embed="rId20"/>
+                    <a:stretch>
+                      <a:fillRect/>
+                    </a:stretch>
+                  </pic:blipFill>
+                  <pic:spPr bwMode="auto">
+                    <a:xfrm>
+                      <a:off x="0" y="0"/>
+                      <a:ext cx="5334000" cy="913694"/>
+                    </a:xfrm>
+                    <a:prstGeom prst="rect">
+                      <a:avLst/>
+                    </a:prstGeom>
+                    <a:noFill/>
+                    <a:ln w="9525">
+                      <a:noFill/>
+                      <a:headEnd/>
+                      <a:tailEnd/>
+                    </a:ln>
+                  </pic:spPr>
+                </pic:pic>
+              </a:graphicData>
+            </a:graphic>
+          </wp:inline>
+        </w:drawing>
+      </w:r>
+    </w:p>
+    <w:p>
+      <w:pPr>
+        <w:pStyle w:val="ImageCaption"/>
+      </w:pPr>
+      <w:r>
+        <w:t xml:space="preserve">Diagram 3</w:t>
+      </w:r>
+    </w:p>
+    <w:bookmarkStart w:id="23" w:name="Xef827e030e8818d734b2ebf73c5039579efb3ad"/>
+    <w:p>
+      <w:pPr>
+        <w:pStyle w:val="Heading3"/>
+      </w:pPr>
+      <w:r>
+        <w:t xml:space="preserve">1. Jacques Monod: Chance as the Source of Novelty, Necessity as the Invariant Law</w:t>
+      </w:r>
+    </w:p>
+    <w:p>
+      <w:pPr>
+        <w:pStyle w:val="FirstParagraph"/>
+      </w:pPr>
+      <w:r>
+        <w:t xml:space="preserve">In</w:t>
+      </w:r>
+      <w:r>
+        <w:t xml:space="preserve"> </w:t>
+      </w:r>
+      <w:r>
+        <w:rPr>
+          <w:i/>
+          <w:iCs/>
+        </w:rPr>
+        <w:t xml:space="preserve">Le Hasard et la Nécessité</w:t>
+      </w:r>
+      <w:r>
+        <w:t xml:space="preserve"> </w:t>
+      </w:r>
+      <w:r>
+        <w:t xml:space="preserve">(1970), Nobel laureate Jacques Monod demonstrated that:</w:t>
+      </w:r>
+      <w:r>
+        <w:t xml:space="preserve"> </w:t>
+      </w:r>
+      <w:r>
+        <w:t xml:space="preserve">*</w:t>
+      </w:r>
+      <w:r>
+        <w:t xml:space="preserve"> </w:t>
+      </w:r>
+      <w:r>
+        <w:rPr>
+          <w:b/>
+          <w:bCs/>
+        </w:rPr>
+        <w:t xml:space="preserve">Chance (</w:t>
+      </w:r>
+      <w:r>
+        <w:rPr>
+          <w:b/>
+          <w:bCs/>
+          <w:i/>
+          <w:iCs/>
+        </w:rPr>
+        <w:t xml:space="preserve">Le Hasard</w:t>
+      </w:r>
+      <w:r>
+        <w:rPr>
+          <w:b/>
+          <w:bCs/>
+        </w:rPr>
+        <w:t xml:space="preserve">):</w:t>
+      </w:r>
+      <w:r>
+        <w:t xml:space="preserve"> </w:t>
+      </w:r>
+      <w:r>
+        <w:t xml:space="preserve">At the microscopic quantum and molecular level, genetic mutations, chromosomal recombination during meiosis, and developmental noise are fundamentally blind and stochastic. Chance is the</w:t>
+      </w:r>
+      <w:r>
+        <w:t xml:space="preserve"> </w:t>
+      </w:r>
+      <w:r>
+        <w:rPr>
+          <w:b/>
+          <w:bCs/>
+        </w:rPr>
+        <w:t xml:space="preserve">sole source of genuine novelty</w:t>
+      </w:r>
+      <w:r>
+        <w:t xml:space="preserve"> </w:t>
+      </w:r>
+      <w:r>
+        <w:t xml:space="preserve">in the biosphere. It guarantees that no two individuals—not even monozygotic twins—possess an identical microscopic neural or cellular wiring.</w:t>
+      </w:r>
+      <w:r>
+        <w:t xml:space="preserve"> </w:t>
+      </w:r>
+      <w:r>
+        <w:t xml:space="preserve">*</w:t>
+      </w:r>
+      <w:r>
+        <w:t xml:space="preserve"> </w:t>
+      </w:r>
+      <w:r>
+        <w:rPr>
+          <w:b/>
+          <w:bCs/>
+        </w:rPr>
+        <w:t xml:space="preserve">Necessity (</w:t>
+      </w:r>
+      <w:r>
+        <w:rPr>
+          <w:b/>
+          <w:bCs/>
+          <w:i/>
+          <w:iCs/>
+        </w:rPr>
+        <w:t xml:space="preserve">La Nécessité</w:t>
+      </w:r>
+      <w:r>
+        <w:rPr>
+          <w:b/>
+          <w:bCs/>
+        </w:rPr>
+        <w:t xml:space="preserve">):</w:t>
+      </w:r>
+      <w:r>
+        <w:t xml:space="preserve"> </w:t>
+      </w:r>
+      <w:r>
+        <w:t xml:space="preserve">Once drawn from the roulette wheel of chance, every biological variation is mercilessly tested against the invariant, deterministic laws of thermodynamics, biochemistry, and teleonomic survival. If a mutation violates metabolic coherence, the organism perishes.</w:t>
+      </w:r>
+    </w:p>
+    <w:bookmarkEnd w:id="23"/>
+    <w:bookmarkStart w:id="24" w:name="X6d5dc20084356b4fe280bb631213aaca57c5ba9"/>
+    <w:p>
+      <w:pPr>
+        <w:pStyle w:val="Heading3"/>
+      </w:pPr>
+      <w:r>
+        <w:t xml:space="preserve">2. Manfred Eigen: Catalytic Hypercycles and Evolutionary Game Dynamics</w:t>
+      </w:r>
+    </w:p>
+    <w:p>
+      <w:pPr>
+        <w:pStyle w:val="FirstParagraph"/>
+      </w:pPr>
+      <w:r>
+        <w:t xml:space="preserve">Nobel laureate Manfred Eigen (</w:t>
+      </w:r>
+      <w:r>
+        <w:rPr>
+          <w:i/>
+          <w:iCs/>
+        </w:rPr>
+        <w:t xml:space="preserve">Selforganization of Matter</w:t>
+      </w:r>
+      <w:r>
+        <w:t xml:space="preserve">, 1971;</w:t>
+      </w:r>
+      <w:r>
+        <w:t xml:space="preserve"> </w:t>
+      </w:r>
+      <w:r>
+        <w:rPr>
+          <w:i/>
+          <w:iCs/>
+        </w:rPr>
+        <w:t xml:space="preserve">Das Spiel</w:t>
+      </w:r>
+      <w:r>
+        <w:t xml:space="preserve">, 1975) took Monod’s insight further by formulating how life transcends mere random drift:</w:t>
+      </w:r>
+      <w:r>
+        <w:t xml:space="preserve"> </w:t>
+      </w:r>
+      <w:r>
+        <w:t xml:space="preserve">*</w:t>
+      </w:r>
+      <w:r>
+        <w:t xml:space="preserve"> </w:t>
+      </w:r>
+      <w:r>
+        <w:rPr>
+          <w:b/>
+          <w:bCs/>
+        </w:rPr>
+        <w:t xml:space="preserve">The Hypercycle (</w:t>
+      </w:r>
+      <w:r>
+        <w:rPr>
+          <w:b/>
+          <w:bCs/>
+          <w:i/>
+          <w:iCs/>
+        </w:rPr>
+        <w:t xml:space="preserve">Der Hyperzyklus</w:t>
+      </w:r>
+      <w:r>
+        <w:rPr>
+          <w:b/>
+          <w:bCs/>
+        </w:rPr>
+        <w:t xml:space="preserve">):</w:t>
+      </w:r>
+      <w:r>
+        <w:t xml:space="preserve"> </w:t>
+      </w:r>
+      <w:r>
+        <w:t xml:space="preserve">A closed, non-linear network of self-replicating macromolecular units where each element catalytically supports the synthesis of the next. Hypercycles provide the physical threshold where blind chemistry transforms into self-sustaining, information-preserving autopoiesis.</w:t>
+      </w:r>
+      <w:r>
+        <w:t xml:space="preserve"> </w:t>
+      </w:r>
+      <w:r>
+        <w:t xml:space="preserve">*</w:t>
+      </w:r>
+      <w:r>
+        <w:t xml:space="preserve"> </w:t>
+      </w:r>
+      <w:r>
+        <w:rPr>
+          <w:b/>
+          <w:bCs/>
+        </w:rPr>
+        <w:t xml:space="preserve">The Rules of the Game (</w:t>
+      </w:r>
+      <w:r>
+        <w:rPr>
+          <w:b/>
+          <w:bCs/>
+          <w:i/>
+          <w:iCs/>
+        </w:rPr>
+        <w:t xml:space="preserve">Das Spiel</w:t>
+      </w:r>
+      <w:r>
+        <w:rPr>
+          <w:b/>
+          <w:bCs/>
+        </w:rPr>
+        <w:t xml:space="preserve">):</w:t>
+      </w:r>
+      <w:r>
+        <w:t xml:space="preserve"> </w:t>
+      </w:r>
+      <w:r>
+        <w:t xml:space="preserve">Evolutionary self-organization is a cosmic game played with loaded dice—where chance proposes random moves, but the deterministic feedback rules of the hypercycle select and stabilize coherent macro-structures.</w:t>
+      </w:r>
+    </w:p>
+    <w:bookmarkEnd w:id="24"/>
+    <w:bookmarkStart w:id="25" w:name="role-in-the-architecture-of-the-soul"/>
+    <w:p>
+      <w:pPr>
+        <w:pStyle w:val="Heading3"/>
+      </w:pPr>
+      <w:r>
+        <w:t xml:space="preserve">Role in the Architecture of the Soul:</w:t>
+      </w:r>
+    </w:p>
+    <w:p>
+      <w:pPr>
+        <w:pStyle w:val="FirstParagraph"/>
+      </w:pPr>
+      <w:r>
+        <w:t xml:space="preserve">Chance and Necessity act as the</w:t>
+      </w:r>
+      <w:r>
+        <w:t xml:space="preserve"> </w:t>
+      </w:r>
+      <w:r>
+        <w:rPr>
+          <w:b/>
+          <w:bCs/>
+        </w:rPr>
+        <w:t xml:space="preserve">cosmic sieve and creative sculptor</w:t>
+      </w:r>
+      <w:r>
+        <w:t xml:space="preserve"> </w:t>
+      </w:r>
+      <w:r>
+        <w:t xml:space="preserve">of the individual alter. While Mind-at-Large is infinite and genetics provides the species blueprint,</w:t>
+      </w:r>
+      <w:r>
+        <w:t xml:space="preserve"> </w:t>
+      </w:r>
+      <w:r>
+        <w:rPr>
+          <w:b/>
+          <w:bCs/>
+        </w:rPr>
+        <w:t xml:space="preserve">Chance rolls the dice of individual existence</w:t>
+      </w:r>
+      <w:r>
+        <w:t xml:space="preserve">, and</w:t>
+      </w:r>
+      <w:r>
+        <w:t xml:space="preserve"> </w:t>
+      </w:r>
+      <w:r>
+        <w:rPr>
+          <w:b/>
+          <w:bCs/>
+        </w:rPr>
+        <w:t xml:space="preserve">Necessity binds them into a functional, autopoietic hypercycle</w:t>
+      </w:r>
+      <w:r>
+        <w:t xml:space="preserve">.</w:t>
+      </w:r>
+    </w:p>
+    <w:p>
+      <w:r>
+        <w:pict>
+          <v:rect style="width:0;height:1.5pt" o:hralign="center" o:hrstd="t" o:hr="t"/>
+        </w:pict>
+      </w:r>
+    </w:p>
+    <w:bookmarkEnd w:id="25"/>
+    <w:bookmarkEnd w:id="26"/>
+    <w:bookmarkStart w:id="27" w:name="Xc61124c09b6daa7086cdf86eb5ca04a2dd6b193"/>
+    <w:p>
+      <w:pPr>
+        <w:pStyle w:val="Heading2"/>
+      </w:pPr>
+      <w:r>
+        <w:t xml:space="preserve">4. The Transgenerational Resonance: Epigenetics as Environmental Gating</w:t>
+      </w:r>
+    </w:p>
+    <w:p>
+      <w:pPr>
+        <w:pStyle w:val="FirstParagraph"/>
+      </w:pPr>
+      <w:r>
+        <w:t xml:space="preserve">Genetics and molecular hypercycles establish the biological vessel, but the direct bridge between ancestral history and immediate reality is</w:t>
       </w:r>
       <w:r>
         <w:t xml:space="preserve"> </w:t>
@@ -1024,7 +1437,7 @@
         <w:br/>
       </w:r>
       <w:r>
-        <w:t xml:space="preserve">Epigenetics regulates gene expression without altering the underlying genetic code. It acts as a dynamic volume dial on genetic potential.</w:t>
+        <w:t xml:space="preserve">Epigenetics regulates gene expression without altering the underlying nucleotide sequence. It acts as a dynamic volume dial on the genetic repertoire.</w:t>
       </w:r>
     </w:p>
     <w:p>
@@ -1046,7 +1459,7 @@
         <w:br/>
       </w:r>
       <w:r>
-        <w:t xml:space="preserve">Environmental pressures, existential shocks, nutritional deprivations, and profound emotional experiences endured by parents and grandparents leave chemical imprints on the germline and developmental epigenome.</w:t>
+        <w:t xml:space="preserve">Environmental pressures, existential shocks, nutritional deprivations, and profound emotional experiences endured by parents and grandparents leave chemical imprints on the germline and developmental epigenome (Yehuda &amp; Lehrner, 2018).</w:t>
       </w:r>
     </w:p>
     <w:p>
@@ -1130,14 +1543,14 @@
         </w:pict>
       </w:r>
     </w:p>
-    <w:bookmarkEnd w:id="20"/>
-    <w:bookmarkStart w:id="24" w:name="Xac9a648eb0316d8046fd78cd9d59f2cb606d612"/>
+    <w:bookmarkEnd w:id="27"/>
+    <w:bookmarkStart w:id="31" w:name="Xac9a648eb0316d8046fd78cd9d59f2cb606d612"/>
     <w:p>
       <w:pPr>
         <w:pStyle w:val="Heading2"/>
       </w:pPr>
       <w:r>
-        <w:t xml:space="preserve">4. The Ontogenetic Tapestry: Lifelong Learning and the Predictive Self</w:t>
+        <w:t xml:space="preserve">5. The Ontogenetic Tapestry: Lifelong Learning and the Predictive Self</w:t>
       </w:r>
     </w:p>
     <w:p>
@@ -1145,7 +1558,7 @@
         <w:pStyle w:val="FirstParagraph"/>
       </w:pPr>
       <w:r>
-        <w:t xml:space="preserve">While genetics and epigenetics provide the canvas and initial palette, the</w:t>
+        <w:t xml:space="preserve">While genetics, chance, and epigenetics provide the canvas and initial palette, the</w:t>
       </w:r>
       <w:r>
         <w:t xml:space="preserve"> </w:t>
@@ -1170,18 +1583,18 @@
           <wp:inline>
             <wp:extent cx="5334000" cy="4944533"/>
             <wp:effectExtent b="0" l="0" r="0" t="0"/>
-            <wp:docPr descr="Diagram 3" title="" id="22" name="Picture"/>
+            <wp:docPr descr="Diagram 4" title="" id="29" name="Picture"/>
             <a:graphic>
               <a:graphicData uri="http://schemas.openxmlformats.org/drawingml/2006/picture">
                 <pic:pic>
                   <pic:nvPicPr>
-                    <pic:cNvPr descr="/tmp/docx_diagrams_soul/diagram_2.png" id="23" name="Picture"/>
+                    <pic:cNvPr descr="/tmp/docx_diagrams_soul/diagram_3.png" id="30" name="Picture"/>
                     <pic:cNvPicPr>
                       <a:picLocks noChangeArrowheads="1" noChangeAspect="1"/>
                     </pic:cNvPicPr>
                   </pic:nvPicPr>
                   <pic:blipFill>
-                    <a:blip r:embed="rId21"/>
+                    <a:blip r:embed="rId28"/>
                     <a:stretch>
                       <a:fillRect/>
                     </a:stretch>
@@ -1213,7 +1626,7 @@
         <w:pStyle w:val="ImageCaption"/>
       </w:pPr>
       <w:r>
-        <w:t xml:space="preserve">Diagram 3</w:t>
+        <w:t xml:space="preserve">Diagram 4</w:t>
       </w:r>
     </w:p>
     <w:p>
@@ -1357,14 +1770,14 @@
         </w:pict>
       </w:r>
     </w:p>
-    <w:bookmarkEnd w:id="24"/>
-    <w:bookmarkStart w:id="28" w:name="X4655be5d1df81adec123e27565de38933d9b011"/>
+    <w:bookmarkEnd w:id="31"/>
+    <w:bookmarkStart w:id="35" w:name="X4655be5d1df81adec123e27565de38933d9b011"/>
     <w:p>
       <w:pPr>
         <w:pStyle w:val="Heading2"/>
       </w:pPr>
       <w:r>
-        <w:t xml:space="preserve">5. The Dissociative Boundary: Markov Blankets and the Ego Tunnel</w:t>
+        <w:t xml:space="preserve">6. The Dissociative Boundary: Markov Blankets and the Ego Tunnel</w:t>
       </w:r>
     </w:p>
     <w:p>
@@ -1384,18 +1797,18 @@
           <wp:inline>
             <wp:extent cx="5334000" cy="3530839"/>
             <wp:effectExtent b="0" l="0" r="0" t="0"/>
-            <wp:docPr descr="Diagram 4" title="" id="26" name="Picture"/>
+            <wp:docPr descr="Diagram 5" title="" id="33" name="Picture"/>
             <a:graphic>
               <a:graphicData uri="http://schemas.openxmlformats.org/drawingml/2006/picture">
                 <pic:pic>
                   <pic:nvPicPr>
-                    <pic:cNvPr descr="/tmp/docx_diagrams_soul/diagram_3.png" id="27" name="Picture"/>
+                    <pic:cNvPr descr="/tmp/docx_diagrams_soul/diagram_4.png" id="34" name="Picture"/>
                     <pic:cNvPicPr>
                       <a:picLocks noChangeArrowheads="1" noChangeAspect="1"/>
                     </pic:cNvPicPr>
                   </pic:nvPicPr>
                   <pic:blipFill>
-                    <a:blip r:embed="rId25"/>
+                    <a:blip r:embed="rId32"/>
                     <a:stretch>
                       <a:fillRect/>
                     </a:stretch>
@@ -1427,7 +1840,7 @@
         <w:pStyle w:val="ImageCaption"/>
       </w:pPr>
       <w:r>
-        <w:t xml:space="preserve">Diagram 4</w:t>
+        <w:t xml:space="preserve">Diagram 5</w:t>
       </w:r>
     </w:p>
     <w:p>
@@ -1584,14 +1997,14 @@
         </w:pict>
       </w:r>
     </w:p>
-    <w:bookmarkEnd w:id="28"/>
-    <w:bookmarkStart w:id="33" w:name="X69b2e7e4f7648e89d0468b68b1a0efd50f5612a"/>
+    <w:bookmarkEnd w:id="35"/>
+    <w:bookmarkStart w:id="40" w:name="X69b2e7e4f7648e89d0468b68b1a0efd50f5612a"/>
     <w:p>
       <w:pPr>
         <w:pStyle w:val="Heading2"/>
       </w:pPr>
       <w:r>
-        <w:t xml:space="preserve">6. The Synthesis: The Architecture of the Individual Soul</w:t>
+        <w:t xml:space="preserve">7. The Synthesis: The Architecture of the Individual Soul</w:t>
       </w:r>
     </w:p>
     <w:p>
@@ -1599,17 +2012,17 @@
         <w:pStyle w:val="FirstParagraph"/>
       </w:pPr>
       <w:r>
-        <w:t xml:space="preserve">Combining all five components yields the</w:t>
-      </w:r>
-      <w:r>
-        <w:t xml:space="preserve"> </w:t>
-      </w:r>
-      <w:r>
-        <w:rPr>
-          <w:b/>
-          <w:bCs/>
-        </w:rPr>
-        <w:t xml:space="preserve">Structural Equation of the Individual Soul</w:t>
+        <w:t xml:space="preserve">Combining all six components yields the</w:t>
+      </w:r>
+      <w:r>
+        <w:t xml:space="preserve"> </w:t>
+      </w:r>
+      <w:r>
+        <w:rPr>
+          <w:b/>
+          <w:bCs/>
+        </w:rPr>
+        <w:t xml:space="preserve">Complete Structural Equation of the Individual Soul</w:t>
       </w:r>
       <w:r>
         <w:t xml:space="preserve">:</w:t>
@@ -1710,6 +2123,50 @@
                   <m:sty m:val="p"/>
                 </m:rPr>
                 <m:t>Phylogenetic Prior</m:t>
+              </m:r>
+            </m:lim>
+          </m:limLow>
+          <m:r>
+            <m:t> </m:t>
+          </m:r>
+          <m:r>
+            <m:rPr>
+              <m:sty m:val="p"/>
+            </m:rPr>
+            <m:t>∩</m:t>
+          </m:r>
+          <m:r>
+            <m:t> </m:t>
+          </m:r>
+          <m:limLow>
+            <m:e>
+              <m:limLow>
+                <m:e>
+                  <m:r>
+                    <m:rPr>
+                      <m:nor/>
+                      <m:sty m:val="p"/>
+                    </m:rPr>
+                    <m:t>Chance &amp;Necessity</m:t>
+                  </m:r>
+                </m:e>
+                <m:lim>
+                  <m:r>
+                    <m:rPr>
+                      <m:sty m:val="p"/>
+                    </m:rPr>
+                    <m:t>⏟</m:t>
+                  </m:r>
+                </m:lim>
+              </m:limLow>
+            </m:e>
+            <m:lim>
+              <m:r>
+                <m:rPr>
+                  <m:nor/>
+                  <m:sty m:val="p"/>
+                </m:rPr>
+                <m:t>Molecular Crucible (Monod/Eigen)</m:t>
               </m:r>
             </m:lim>
           </m:limLow>
@@ -1848,13 +2305,13 @@
         </m:oMath>
       </m:oMathPara>
     </w:p>
-    <w:bookmarkStart w:id="32" w:name="the-5-components-of-the-soul-at-a-glance"/>
+    <w:bookmarkStart w:id="39" w:name="the-6-components-of-the-soul-at-a-glance"/>
     <w:p>
       <w:pPr>
         <w:pStyle w:val="Heading3"/>
       </w:pPr>
       <w:r>
-        <w:t xml:space="preserve">The 5 Components of the Soul at a Glance:</w:t>
+        <w:t xml:space="preserve">The 6 Components of the Soul at a Glance:</w:t>
       </w:r>
     </w:p>
     <w:tbl>
@@ -2071,7 +2528,7 @@
                 <w:b/>
                 <w:bCs/>
               </w:rPr>
-              <w:t xml:space="preserve">3. Epigenetics</w:t>
+              <w:t xml:space="preserve">3. Chance &amp; Necessity</w:t>
             </w:r>
           </w:p>
         </w:tc>
@@ -2083,7 +2540,73 @@
               <w:jc w:val="left"/>
             </w:pPr>
             <w:r>
-              <w:t xml:space="preserve">Molecular Epigenetics &amp; Epigenomics</w:t>
+              <w:t xml:space="preserve">Molecular Biophysics (Monod / Eigen)</w:t>
+            </w:r>
+          </w:p>
+        </w:tc>
+        <w:tc>
+          <w:tcPr/>
+          <w:p>
+            <w:pPr>
+              <w:pStyle w:val="Compact"/>
+              <w:jc w:val="left"/>
+            </w:pPr>
+            <w:r>
+              <w:t xml:space="preserve">Stochastic mutation &amp; recombination filtered by thermodynamic hypercycles</w:t>
+            </w:r>
+          </w:p>
+        </w:tc>
+        <w:tc>
+          <w:tcPr/>
+          <w:p>
+            <w:pPr>
+              <w:pStyle w:val="Compact"/>
+              <w:jc w:val="left"/>
+            </w:pPr>
+            <w:r>
+              <w:t xml:space="preserve">Quantum Entropy (</w:t>
+            </w:r>
+            <m:oMath>
+              <m:r>
+                <m:rPr>
+                  <m:scr m:val="script"/>
+                  <m:sty m:val="p"/>
+                </m:rPr>
+                <m:t>H</m:t>
+              </m:r>
+            </m:oMath>
+            <w:r>
+              <w:t xml:space="preserve">) vs. Hypercyclic Invariance</w:t>
+            </w:r>
+          </w:p>
+        </w:tc>
+      </w:tr>
+      <w:tr>
+        <w:tc>
+          <w:tcPr/>
+          <w:p>
+            <w:pPr>
+              <w:pStyle w:val="Compact"/>
+              <w:jc w:val="left"/>
+            </w:pPr>
+            <w:r>
+              <w:rPr>
+                <w:b/>
+                <w:bCs/>
+              </w:rPr>
+              <w:t xml:space="preserve">4. Epigenetics</w:t>
+            </w:r>
+          </w:p>
+        </w:tc>
+        <w:tc>
+          <w:tcPr/>
+          <w:p>
+            <w:pPr>
+              <w:pStyle w:val="Compact"/>
+              <w:jc w:val="left"/>
+            </w:pPr>
+            <w:r>
+              <w:t xml:space="preserve">Molecular Epigenomics (Jablonka / Yehuda)</w:t>
             </w:r>
           </w:p>
         </w:tc>
@@ -2133,7 +2656,7 @@
                 <w:b/>
                 <w:bCs/>
               </w:rPr>
-              <w:t xml:space="preserve">4. Learning</w:t>
+              <w:t xml:space="preserve">5. Learning</w:t>
             </w:r>
           </w:p>
         </w:tc>
@@ -2213,7 +2736,7 @@
                 <w:b/>
                 <w:bCs/>
               </w:rPr>
-              <w:t xml:space="preserve">5. Dissociation</w:t>
+              <w:t xml:space="preserve">6. Dissociation</w:t>
             </w:r>
           </w:p>
         </w:tc>
@@ -2279,20 +2802,20 @@
       <w:r>
         <w:drawing>
           <wp:inline>
-            <wp:extent cx="5334000" cy="3096019"/>
+            <wp:extent cx="5334000" cy="2953680"/>
             <wp:effectExtent b="0" l="0" r="0" t="0"/>
-            <wp:docPr descr="Diagram 5" title="" id="30" name="Picture"/>
+            <wp:docPr descr="Diagram 6" title="" id="37" name="Picture"/>
             <a:graphic>
               <a:graphicData uri="http://schemas.openxmlformats.org/drawingml/2006/picture">
                 <pic:pic>
                   <pic:nvPicPr>
-                    <pic:cNvPr descr="/tmp/docx_diagrams_soul/diagram_4.png" id="31" name="Picture"/>
+                    <pic:cNvPr descr="/tmp/docx_diagrams_soul/diagram_5.png" id="38" name="Picture"/>
                     <pic:cNvPicPr>
                       <a:picLocks noChangeArrowheads="1" noChangeAspect="1"/>
                     </pic:cNvPicPr>
                   </pic:nvPicPr>
                   <pic:blipFill>
-                    <a:blip r:embed="rId29"/>
+                    <a:blip r:embed="rId36"/>
                     <a:stretch>
                       <a:fillRect/>
                     </a:stretch>
@@ -2300,7 +2823,7 @@
                   <pic:spPr bwMode="auto">
                     <a:xfrm>
                       <a:off x="0" y="0"/>
-                      <a:ext cx="5334000" cy="3096019"/>
+                      <a:ext cx="5334000" cy="2953680"/>
                     </a:xfrm>
                     <a:prstGeom prst="rect">
                       <a:avLst/>
@@ -2324,7 +2847,7 @@
         <w:pStyle w:val="ImageCaption"/>
       </w:pPr>
       <w:r>
-        <w:t xml:space="preserve">Diagram 5</w:t>
+        <w:t xml:space="preserve">Diagram 6</w:t>
       </w:r>
     </w:p>
     <w:p>
@@ -2334,15 +2857,15 @@
         </w:pict>
       </w:r>
     </w:p>
-    <w:bookmarkEnd w:id="32"/>
-    <w:bookmarkEnd w:id="33"/>
-    <w:bookmarkStart w:id="36" w:name="Xb52143c7117a526484eb45a1063afb2dd0d0301"/>
+    <w:bookmarkEnd w:id="39"/>
+    <w:bookmarkEnd w:id="40"/>
+    <w:bookmarkStart w:id="43" w:name="Xb52143c7117a526484eb45a1063afb2dd0d0301"/>
     <w:p>
       <w:pPr>
         <w:pStyle w:val="Heading2"/>
       </w:pPr>
       <w:r>
-        <w:t xml:space="preserve">7. Death, Dissolution, and Minimal Phenomenal Experience (MPE)</w:t>
+        <w:t xml:space="preserve">8. Death, Dissolution, and Minimal Phenomenal Experience (MPE)</w:t>
       </w:r>
     </w:p>
     <w:p>
@@ -2353,7 +2876,7 @@
         <w:t xml:space="preserve">What happens when the physical vehicle dies, or when consciousness undergoes profound mystical/non-dual realization?</w:t>
       </w:r>
     </w:p>
-    <w:bookmarkStart w:id="34" w:name="X3077a176039e5053b0ee72e62c08e3a3fef1e29"/>
+    <w:bookmarkStart w:id="41" w:name="X3077a176039e5053b0ee72e62c08e3a3fef1e29"/>
     <w:p>
       <w:pPr>
         <w:pStyle w:val="Heading3"/>
@@ -2439,8 +2962,8 @@
         <w:t xml:space="preserve">„I am not merely the transient alter inside the tunnel; I am the underlying field of Mind-at-Large experiencing itself.“</w:t>
       </w:r>
     </w:p>
-    <w:bookmarkEnd w:id="34"/>
-    <w:bookmarkStart w:id="35" w:name="biological-death-physical-dissolution"/>
+    <w:bookmarkEnd w:id="41"/>
+    <w:bookmarkStart w:id="42" w:name="biological-death-physical-dissolution"/>
     <w:p>
       <w:pPr>
         <w:pStyle w:val="Heading3"/>
@@ -2496,7 +3019,7 @@
         <w:t xml:space="preserve"> </w:t>
       </w:r>
       <w:r>
-        <w:t xml:space="preserve">The localized dissociative boundary (the PSM), the genetic machinery, and the active predictive loop.</w:t>
+        <w:t xml:space="preserve">The localized dissociative boundary (the PSM), the genetic machinery, the molecular hypercycles, and the active predictive loop.</w:t>
       </w:r>
       <w:r>
         <w:t xml:space="preserve"> </w:t>
@@ -2559,15 +3082,15 @@
         </w:pict>
       </w:r>
     </w:p>
-    <w:bookmarkEnd w:id="35"/>
-    <w:bookmarkEnd w:id="36"/>
-    <w:bookmarkStart w:id="37" w:name="references-academic-bibliography"/>
+    <w:bookmarkEnd w:id="42"/>
+    <w:bookmarkEnd w:id="43"/>
+    <w:bookmarkStart w:id="44" w:name="references-academic-bibliography"/>
     <w:p>
       <w:pPr>
         <w:pStyle w:val="Heading2"/>
       </w:pPr>
       <w:r>
-        <w:t xml:space="preserve">8. References &amp; Academic Bibliography</w:t>
+        <w:t xml:space="preserve">9. References &amp; Academic Bibliography</w:t>
       </w:r>
     </w:p>
     <w:p>
@@ -2583,7 +3106,7 @@
           <w:b/>
           <w:bCs/>
         </w:rPr>
-        <w:t xml:space="preserve">Friston, K. (2010).</w:t>
+        <w:t xml:space="preserve">Eigen, M. (1971).</w:t>
       </w:r>
       <w:r>
         <w:t xml:space="preserve"> </w:t>
@@ -2593,13 +3116,13 @@
           <w:i/>
           <w:iCs/>
         </w:rPr>
-        <w:t xml:space="preserve">The free-energy principle: a unified brain theory?</w:t>
-      </w:r>
-      <w:r>
-        <w:t xml:space="preserve"> </w:t>
-      </w:r>
-      <w:r>
-        <w:t xml:space="preserve">Nature Reviews Neuroscience, 11(2), 127–138.</w:t>
+        <w:t xml:space="preserve">Selforganization of matter and the evolution of biological macromolecules.</w:t>
+      </w:r>
+      <w:r>
+        <w:t xml:space="preserve"> </w:t>
+      </w:r>
+      <w:r>
+        <w:t xml:space="preserve">Die Naturwissenschaften, 58(10), 465–523. (Foundational paper on molecular self-organization and the hypercycle).</w:t>
       </w:r>
     </w:p>
     <w:p>
@@ -2615,7 +3138,7 @@
           <w:b/>
           <w:bCs/>
         </w:rPr>
-        <w:t xml:space="preserve">Jablonka, E., &amp; Lamb, M. J. (2014).</w:t>
+        <w:t xml:space="preserve">Eigen, M., &amp; Winkler, R. (1975).</w:t>
       </w:r>
       <w:r>
         <w:t xml:space="preserve"> </w:t>
@@ -2625,13 +3148,13 @@
           <w:i/>
           <w:iCs/>
         </w:rPr>
-        <w:t xml:space="preserve">Evolution in Four Dimensions: Genetic, Epigenetic, Behavioral, and Symbolic Variation in the History of Life.</w:t>
-      </w:r>
-      <w:r>
-        <w:t xml:space="preserve"> </w:t>
-      </w:r>
-      <w:r>
-        <w:t xml:space="preserve">MIT Press.</w:t>
+        <w:t xml:space="preserve">Das Spiel: Unsere Begegnung mit dem Zufall (Laws of the Game: How the Principles of Nature Govern Chance).</w:t>
+      </w:r>
+      <w:r>
+        <w:t xml:space="preserve"> </w:t>
+      </w:r>
+      <w:r>
+        <w:t xml:space="preserve">Piper Verlag, München. (Evolutionary game dynamics bridging chance and deterministic laws).</w:t>
       </w:r>
     </w:p>
     <w:p>
@@ -2647,7 +3170,7 @@
           <w:b/>
           <w:bCs/>
         </w:rPr>
-        <w:t xml:space="preserve">Kastrup, B. (2019).</w:t>
+        <w:t xml:space="preserve">Friston, K. (2010).</w:t>
       </w:r>
       <w:r>
         <w:t xml:space="preserve"> </w:t>
@@ -2657,13 +3180,13 @@
           <w:i/>
           <w:iCs/>
         </w:rPr>
-        <w:t xml:space="preserve">The Idea of the World: A Multi-Disciplinary Argument for the Mental Nature of Reality.</w:t>
-      </w:r>
-      <w:r>
-        <w:t xml:space="preserve"> </w:t>
-      </w:r>
-      <w:r>
-        <w:t xml:space="preserve">Iff Books.</w:t>
+        <w:t xml:space="preserve">The free-energy principle: a unified brain theory?</w:t>
+      </w:r>
+      <w:r>
+        <w:t xml:space="preserve"> </w:t>
+      </w:r>
+      <w:r>
+        <w:t xml:space="preserve">Nature Reviews Neuroscience, 11(2), 127–138.</w:t>
       </w:r>
     </w:p>
     <w:p>
@@ -2679,7 +3202,7 @@
           <w:b/>
           <w:bCs/>
         </w:rPr>
-        <w:t xml:space="preserve">Kastrup, B. (2021).</w:t>
+        <w:t xml:space="preserve">Jablonka, E., &amp; Lamb, M. J. (2014).</w:t>
       </w:r>
       <w:r>
         <w:t xml:space="preserve"> </w:t>
@@ -2689,13 +3212,13 @@
           <w:i/>
           <w:iCs/>
         </w:rPr>
-        <w:t xml:space="preserve">Science Ideated: The Fall of Matter and the Contours of the Next Mainstream Scientific Worldview.</w:t>
-      </w:r>
-      <w:r>
-        <w:t xml:space="preserve"> </w:t>
-      </w:r>
-      <w:r>
-        <w:t xml:space="preserve">Iff Books.</w:t>
+        <w:t xml:space="preserve">Evolution in Four Dimensions: Genetic, Epigenetic, Behavioral, and Symbolic Variation in the History of Life.</w:t>
+      </w:r>
+      <w:r>
+        <w:t xml:space="preserve"> </w:t>
+      </w:r>
+      <w:r>
+        <w:t xml:space="preserve">MIT Press.</w:t>
       </w:r>
     </w:p>
     <w:p>
@@ -2711,7 +3234,7 @@
           <w:b/>
           <w:bCs/>
         </w:rPr>
-        <w:t xml:space="preserve">Metzinger, T. (2003).</w:t>
+        <w:t xml:space="preserve">Kastrup, B. (2019).</w:t>
       </w:r>
       <w:r>
         <w:t xml:space="preserve"> </w:t>
@@ -2721,13 +3244,13 @@
           <w:i/>
           <w:iCs/>
         </w:rPr>
-        <w:t xml:space="preserve">Being No One: The Self-Model Theory of Subjectivity.</w:t>
-      </w:r>
-      <w:r>
-        <w:t xml:space="preserve"> </w:t>
-      </w:r>
-      <w:r>
-        <w:t xml:space="preserve">MIT Press.</w:t>
+        <w:t xml:space="preserve">The Idea of the World: A Multi-Disciplinary Argument for the Mental Nature of Reality.</w:t>
+      </w:r>
+      <w:r>
+        <w:t xml:space="preserve"> </w:t>
+      </w:r>
+      <w:r>
+        <w:t xml:space="preserve">Iff Books.</w:t>
       </w:r>
     </w:p>
     <w:p>
@@ -2743,7 +3266,7 @@
           <w:b/>
           <w:bCs/>
         </w:rPr>
-        <w:t xml:space="preserve">Metzinger, T. (2009).</w:t>
+        <w:t xml:space="preserve">Kastrup, B. (2021).</w:t>
       </w:r>
       <w:r>
         <w:t xml:space="preserve"> </w:t>
@@ -2753,13 +3276,13 @@
           <w:i/>
           <w:iCs/>
         </w:rPr>
-        <w:t xml:space="preserve">The Ego Tunnel: The Science of the Mind and the Myth of the Self.</w:t>
-      </w:r>
-      <w:r>
-        <w:t xml:space="preserve"> </w:t>
-      </w:r>
-      <w:r>
-        <w:t xml:space="preserve">Basic Books.</w:t>
+        <w:t xml:space="preserve">Science Ideated: The Fall of Matter and the Contours of the Next Mainstream Scientific Worldview.</w:t>
+      </w:r>
+      <w:r>
+        <w:t xml:space="preserve"> </w:t>
+      </w:r>
+      <w:r>
+        <w:t xml:space="preserve">Iff Books.</w:t>
       </w:r>
     </w:p>
     <w:p>
@@ -2775,7 +3298,7 @@
           <w:b/>
           <w:bCs/>
         </w:rPr>
-        <w:t xml:space="preserve">Metzinger, T. (2024).</w:t>
+        <w:t xml:space="preserve">Metzinger, T. (2003).</w:t>
       </w:r>
       <w:r>
         <w:t xml:space="preserve"> </w:t>
@@ -2785,6 +3308,70 @@
           <w:i/>
           <w:iCs/>
         </w:rPr>
+        <w:t xml:space="preserve">Being No One: The Self-Model Theory of Subjectivity.</w:t>
+      </w:r>
+      <w:r>
+        <w:t xml:space="preserve"> </w:t>
+      </w:r>
+      <w:r>
+        <w:t xml:space="preserve">MIT Press.</w:t>
+      </w:r>
+    </w:p>
+    <w:p>
+      <w:pPr>
+        <w:pStyle w:val="Compact"/>
+        <w:numPr>
+          <w:ilvl w:val="0"/>
+          <w:numId w:val="1007"/>
+        </w:numPr>
+      </w:pPr>
+      <w:r>
+        <w:rPr>
+          <w:b/>
+          <w:bCs/>
+        </w:rPr>
+        <w:t xml:space="preserve">Metzinger, T. (2009).</w:t>
+      </w:r>
+      <w:r>
+        <w:t xml:space="preserve"> </w:t>
+      </w:r>
+      <w:r>
+        <w:rPr>
+          <w:i/>
+          <w:iCs/>
+        </w:rPr>
+        <w:t xml:space="preserve">The Ego Tunnel: The Science of the Mind and the Myth of the Self.</w:t>
+      </w:r>
+      <w:r>
+        <w:t xml:space="preserve"> </w:t>
+      </w:r>
+      <w:r>
+        <w:t xml:space="preserve">Basic Books.</w:t>
+      </w:r>
+    </w:p>
+    <w:p>
+      <w:pPr>
+        <w:pStyle w:val="Compact"/>
+        <w:numPr>
+          <w:ilvl w:val="0"/>
+          <w:numId w:val="1007"/>
+        </w:numPr>
+      </w:pPr>
+      <w:r>
+        <w:rPr>
+          <w:b/>
+          <w:bCs/>
+        </w:rPr>
+        <w:t xml:space="preserve">Metzinger, T. (2024).</w:t>
+      </w:r>
+      <w:r>
+        <w:t xml:space="preserve"> </w:t>
+      </w:r>
+      <w:r>
+        <w:rPr>
+          <w:i/>
+          <w:iCs/>
+        </w:rPr>
         <w:t xml:space="preserve">The Elephant and the Blind: The Experience of Pure Consciousness: Philosophy, Science, and 500+ Experiential Reports.</w:t>
       </w:r>
       <w:r>
@@ -2792,6 +3379,38 @@
       </w:r>
       <w:r>
         <w:t xml:space="preserve">MIT Press.</w:t>
+      </w:r>
+    </w:p>
+    <w:p>
+      <w:pPr>
+        <w:pStyle w:val="Compact"/>
+        <w:numPr>
+          <w:ilvl w:val="0"/>
+          <w:numId w:val="1007"/>
+        </w:numPr>
+      </w:pPr>
+      <w:r>
+        <w:rPr>
+          <w:b/>
+          <w:bCs/>
+        </w:rPr>
+        <w:t xml:space="preserve">Monod, J. (1970).</w:t>
+      </w:r>
+      <w:r>
+        <w:t xml:space="preserve"> </w:t>
+      </w:r>
+      <w:r>
+        <w:rPr>
+          <w:i/>
+          <w:iCs/>
+        </w:rPr>
+        <w:t xml:space="preserve">Le Hasard et la Nécessité: Essai sur la philosophie naturelle de la biologie moderne (Chance and Necessity).</w:t>
+      </w:r>
+      <w:r>
+        <w:t xml:space="preserve"> </w:t>
+      </w:r>
+      <w:r>
+        <w:t xml:space="preserve">Éditions du Seuil, Paris. (Nobel laureate formulation of blind genetic chance and invariant teleonomic necessity).</w:t>
       </w:r>
     </w:p>
     <w:p>
@@ -3040,14 +3659,14 @@
         </w:pict>
       </w:r>
     </w:p>
-    <w:bookmarkEnd w:id="37"/>
-    <w:bookmarkStart w:id="42" w:name="tool-attribution-colophon"/>
+    <w:bookmarkEnd w:id="44"/>
+    <w:bookmarkStart w:id="49" w:name="tool-attribution-colophon"/>
     <w:p>
       <w:pPr>
         <w:pStyle w:val="Heading2"/>
       </w:pPr>
       <w:r>
-        <w:t xml:space="preserve">9. Tool Attribution &amp; Colophon</w:t>
+        <w:t xml:space="preserve">10. Tool Attribution &amp; Colophon</w:t>
       </w:r>
     </w:p>
     <w:p>
@@ -3144,7 +3763,7 @@
         </w:pict>
       </w:r>
     </w:p>
-    <w:bookmarkStart w:id="41" w:name="vault-repository-references"/>
+    <w:bookmarkStart w:id="48" w:name="vault-repository-references"/>
     <w:p>
       <w:pPr>
         <w:pStyle w:val="Heading3"/>
@@ -3171,7 +3790,7 @@
       <w:r>
         <w:t xml:space="preserve"> </w:t>
       </w:r>
-      <w:hyperlink r:id="rId38">
+      <w:hyperlink r:id="rId45">
         <w:r>
           <w:rPr>
             <w:rStyle w:val="VerbatimChar"/>
@@ -3198,7 +3817,7 @@
       <w:r>
         <w:t xml:space="preserve"> </w:t>
       </w:r>
-      <w:hyperlink r:id="rId39">
+      <w:hyperlink r:id="rId46">
         <w:r>
           <w:rPr>
             <w:rStyle w:val="VerbatimChar"/>
@@ -3225,7 +3844,7 @@
       <w:r>
         <w:t xml:space="preserve"> </w:t>
       </w:r>
-      <w:hyperlink r:id="rId40">
+      <w:hyperlink r:id="rId47">
         <w:r>
           <w:rPr>
             <w:rStyle w:val="VerbatimChar"/>
@@ -3234,9 +3853,9 @@
         </w:r>
       </w:hyperlink>
     </w:p>
-    <w:bookmarkEnd w:id="41"/>
-    <w:bookmarkEnd w:id="42"/>
-    <w:bookmarkEnd w:id="43"/>
+    <w:bookmarkEnd w:id="48"/>
+    <w:bookmarkEnd w:id="49"/>
+    <w:bookmarkEnd w:id="50"/>
     <w:sectPr>
       <w:footnotePr>
         <w:numRestart w:val="eachSect"/>

--- a/docs/The_Components_of_the_Soul_Thomas_Riebl.docx
+++ b/docs/The_Components_of_the_Soul_Thomas_Riebl.docx
@@ -2,7 +2,7 @@
 <file path=word/document.xml><?xml version="1.0" encoding="utf-8"?>
 <w:document xmlns:w="http://schemas.openxmlformats.org/wordprocessingml/2006/main" xmlns:m="http://schemas.openxmlformats.org/officeDocument/2006/math" xmlns:r="http://schemas.openxmlformats.org/officeDocument/2006/relationships" xmlns:o="urn:schemas-microsoft-com:office:office" xmlns:v="urn:schemas-microsoft-com:vml" xmlns:w10="urn:schemas-microsoft-com:office:word" xmlns:a="http://schemas.openxmlformats.org/drawingml/2006/main" xmlns:pic="http://schemas.openxmlformats.org/drawingml/2006/picture" xmlns:wp="http://schemas.openxmlformats.org/drawingml/2006/wordprocessingDrawing">
   <w:body>
-    <w:bookmarkStart w:id="50" w:name="the-components-of-the-soul"/>
+    <w:bookmarkStart w:id="61" w:name="the-components-of-the-soul"/>
     <w:p>
       <w:pPr>
         <w:pStyle w:val="Heading1"/>
@@ -339,12 +339,12 @@
           <w:numId w:val="1001"/>
         </w:numPr>
       </w:pPr>
-      <w:hyperlink w:anchor="X56ccc5656365dd5050bf3932d42c7cc1b51b28a">
+      <w:hyperlink w:anchor="Xdd7bf71b3fae3220b816b7e92e0a1b58bb5b39f">
         <w:r>
           <w:rPr>
             <w:rStyle w:val="Hyperlink"/>
           </w:rPr>
-          <w:t xml:space="preserve">7. The Synthesis: The Architecture of the Individual Soul</w:t>
+          <w:t xml:space="preserve">7. The Synthesis: The Architecture and Quantitative Derivation of the Soul</w:t>
         </w:r>
       </w:hyperlink>
     </w:p>
@@ -1998,13 +1998,13 @@
       </w:r>
     </w:p>
     <w:bookmarkEnd w:id="35"/>
-    <w:bookmarkStart w:id="40" w:name="X69b2e7e4f7648e89d0468b68b1a0efd50f5612a"/>
+    <w:bookmarkStart w:id="51" w:name="X472c955f220590b6e3b8402cfe64b91bc3b00aa"/>
     <w:p>
       <w:pPr>
         <w:pStyle w:val="Heading2"/>
       </w:pPr>
       <w:r>
-        <w:t xml:space="preserve">7. The Synthesis: The Architecture of the Individual Soul</w:t>
+        <w:t xml:space="preserve">7. The Synthesis: The Architecture and Quantitative Derivation of the Soul</w:t>
       </w:r>
     </w:p>
     <w:p>
@@ -2322,10 +2322,11 @@
         <w:tblLook w:firstRow="1" w:lastRow="0" w:firstColumn="0" w:lastColumn="0" w:noHBand="0" w:noVBand="0" w:val="0020"/>
       </w:tblPr>
       <w:tblGrid>
-        <w:gridCol w:w="1980"/>
-        <w:gridCol w:w="1980"/>
-        <w:gridCol w:w="1980"/>
-        <w:gridCol w:w="1980"/>
+        <w:gridCol w:w="1584"/>
+        <w:gridCol w:w="1584"/>
+        <w:gridCol w:w="1584"/>
+        <w:gridCol w:w="1584"/>
+        <w:gridCol w:w="1584"/>
       </w:tblGrid>
       <w:tr>
         <w:trPr>
@@ -2376,6 +2377,18 @@
             </w:pPr>
             <w:r>
               <w:t xml:space="preserve">Formal Framework Metric</w:t>
+            </w:r>
+          </w:p>
+        </w:tc>
+        <w:tc>
+          <w:tcPr/>
+          <w:p>
+            <w:pPr>
+              <w:pStyle w:val="Compact"/>
+              <w:jc w:val="left"/>
+            </w:pPr>
+            <w:r>
+              <w:t xml:space="preserve">Weight</w:t>
             </w:r>
           </w:p>
         </w:tc>
@@ -2430,6 +2443,22 @@
             </w:pPr>
             <w:r>
               <w:t xml:space="preserve">That Which Experiences (TWE)</w:t>
+            </w:r>
+          </w:p>
+        </w:tc>
+        <w:tc>
+          <w:tcPr/>
+          <w:p>
+            <w:pPr>
+              <w:pStyle w:val="Compact"/>
+              <w:jc w:val="left"/>
+            </w:pPr>
+            <w:r>
+              <w:rPr>
+                <w:b/>
+                <w:bCs/>
+              </w:rPr>
+              <w:t xml:space="preserve">25 %</w:t>
             </w:r>
           </w:p>
         </w:tc>
@@ -2514,6 +2543,22 @@
             </w:r>
           </w:p>
         </w:tc>
+        <w:tc>
+          <w:tcPr/>
+          <w:p>
+            <w:pPr>
+              <w:pStyle w:val="Compact"/>
+              <w:jc w:val="left"/>
+            </w:pPr>
+            <w:r>
+              <w:rPr>
+                <w:b/>
+                <w:bCs/>
+              </w:rPr>
+              <w:t xml:space="preserve">15 %</w:t>
+            </w:r>
+          </w:p>
+        </w:tc>
       </w:tr>
       <w:tr>
         <w:tc>
@@ -2580,6 +2625,22 @@
             </w:r>
           </w:p>
         </w:tc>
+        <w:tc>
+          <w:tcPr/>
+          <w:p>
+            <w:pPr>
+              <w:pStyle w:val="Compact"/>
+              <w:jc w:val="left"/>
+            </w:pPr>
+            <w:r>
+              <w:rPr>
+                <w:b/>
+                <w:bCs/>
+              </w:rPr>
+              <w:t xml:space="preserve">15 %</w:t>
+            </w:r>
+          </w:p>
+        </w:tc>
       </w:tr>
       <w:tr>
         <w:tc>
@@ -2639,6 +2700,22 @@
             </m:oMath>
             <w:r>
               <w:t xml:space="preserve">)</w:t>
+            </w:r>
+          </w:p>
+        </w:tc>
+        <w:tc>
+          <w:tcPr/>
+          <w:p>
+            <w:pPr>
+              <w:pStyle w:val="Compact"/>
+              <w:jc w:val="left"/>
+            </w:pPr>
+            <w:r>
+              <w:rPr>
+                <w:b/>
+                <w:bCs/>
+              </w:rPr>
+              <w:t xml:space="preserve">10 %</w:t>
             </w:r>
           </w:p>
         </w:tc>
@@ -2722,6 +2799,22 @@
             </w:r>
           </w:p>
         </w:tc>
+        <w:tc>
+          <w:tcPr/>
+          <w:p>
+            <w:pPr>
+              <w:pStyle w:val="Compact"/>
+              <w:jc w:val="left"/>
+            </w:pPr>
+            <w:r>
+              <w:rPr>
+                <w:b/>
+                <w:bCs/>
+              </w:rPr>
+              <w:t xml:space="preserve">25 %</w:t>
+            </w:r>
+          </w:p>
+        </w:tc>
       </w:tr>
       <w:tr>
         <w:tc>
@@ -2793,6 +2886,22 @@
             </w:r>
           </w:p>
         </w:tc>
+        <w:tc>
+          <w:tcPr/>
+          <w:p>
+            <w:pPr>
+              <w:pStyle w:val="Compact"/>
+              <w:jc w:val="left"/>
+            </w:pPr>
+            <w:r>
+              <w:rPr>
+                <w:b/>
+                <w:bCs/>
+              </w:rPr>
+              <w:t xml:space="preserve">10 %</w:t>
+            </w:r>
+          </w:p>
+        </w:tc>
       </w:tr>
     </w:tbl>
     <w:p>
@@ -2858,14 +2967,13 @@
       </w:r>
     </w:p>
     <w:bookmarkEnd w:id="39"/>
-    <w:bookmarkEnd w:id="40"/>
-    <w:bookmarkStart w:id="43" w:name="Xb52143c7117a526484eb45a1063afb2dd0d0301"/>
-    <w:p>
-      <w:pPr>
-        <w:pStyle w:val="Heading2"/>
-      </w:pPr>
-      <w:r>
-        <w:t xml:space="preserve">8. Death, Dissolution, and Minimal Phenomenal Experience (MPE)</w:t>
+    <w:bookmarkStart w:id="50" w:name="Xbebcf2bde1bc4dbc61dbcec22ab5ee85107d188"/>
+    <w:p>
+      <w:pPr>
+        <w:pStyle w:val="Heading3"/>
+      </w:pPr>
+      <w:r>
+        <w:t xml:space="preserve">7.1 Quantitative Derivation of the Architectural Weighting (The 100% Decomposition)</w:t>
       </w:r>
     </w:p>
     <w:p>
@@ -2873,97 +2981,1207 @@
         <w:pStyle w:val="FirstParagraph"/>
       </w:pPr>
       <w:r>
-        <w:t xml:space="preserve">What happens when the physical vehicle dies, or when consciousness undergoes profound mystical/non-dual realization?</w:t>
-      </w:r>
-    </w:p>
-    <w:bookmarkStart w:id="41" w:name="X3077a176039e5053b0ee72e62c08e3a3fef1e29"/>
-    <w:p>
-      <w:pPr>
-        <w:pStyle w:val="Heading3"/>
-      </w:pPr>
-      <w:r>
-        <w:t xml:space="preserve">1. Mystical Awakening / Minimal Phenomenal Experience (MPE):</w:t>
-      </w:r>
-    </w:p>
-    <w:p>
-      <w:pPr>
-        <w:pStyle w:val="FirstParagraph"/>
-      </w:pPr>
-      <w:r>
-        <w:t xml:space="preserve">When meditative inquiry, psychedelics, or deep philosophical insight destabilize the</w:t>
-      </w:r>
-      <w:r>
-        <w:t xml:space="preserve"> </w:t>
-      </w:r>
-      <w:r>
-        <w:rPr>
-          <w:b/>
-          <w:bCs/>
-        </w:rPr>
-        <w:t xml:space="preserve">transparency of the Ego Tunnel</w:t>
-      </w:r>
-      <w:r>
-        <w:t xml:space="preserve">, the system experiences what Thomas Metzinger calls</w:t>
-      </w:r>
-      <w:r>
-        <w:t xml:space="preserve"> </w:t>
-      </w:r>
-      <w:r>
-        <w:rPr>
-          <w:b/>
-          <w:bCs/>
-        </w:rPr>
-        <w:t xml:space="preserve">Minimal Phenomenal Experience (MPE)</w:t>
+        <w:t xml:space="preserve">How is the percentage distribution of the six components mathematically and empirically derived? It rests on the</w:t>
+      </w:r>
+      <w:r>
+        <w:t xml:space="preserve"> </w:t>
+      </w:r>
+      <w:r>
+        <w:rPr>
+          <w:b/>
+          <w:bCs/>
+        </w:rPr>
+        <w:t xml:space="preserve">triangulation of three established scientific and philosophical disciplines</w:t>
       </w:r>
       <w:r>
         <w:t xml:space="preserve">:</w:t>
       </w:r>
-      <w:r>
-        <w:t xml:space="preserve"> </w:t>
-      </w:r>
-      <w:r>
-        <w:t xml:space="preserve">* The cognitive boundary (PSM) becomes</w:t>
-      </w:r>
-      <w:r>
-        <w:t xml:space="preserve"> </w:t>
-      </w:r>
-      <w:r>
-        <w:rPr>
-          <w:b/>
-          <w:bCs/>
-        </w:rPr>
-        <w:t xml:space="preserve">opaque</w:t>
-      </w:r>
-      <w:r>
-        <w:t xml:space="preserve">—recognized as merely a predictive model.</w:t>
-      </w:r>
-      <w:r>
-        <w:t xml:space="preserve"> </w:t>
-      </w:r>
-      <w:r>
-        <w:t xml:space="preserve">* The illusion of the separate ego dissolves.</w:t>
-      </w:r>
-      <w:r>
-        <w:t xml:space="preserve"> </w:t>
-      </w:r>
-      <w:r>
-        <w:t xml:space="preserve">* The individual soul recognizes its ultimate identity:</w:t>
-      </w:r>
-      <w:r>
-        <w:t xml:space="preserve"> </w:t>
-      </w:r>
-      <w:r>
-        <w:rPr>
-          <w:b/>
-          <w:bCs/>
+    </w:p>
+    <w:p>
+      <w:pPr>
+        <w:pStyle w:val="CaptionedFigure"/>
+      </w:pPr>
+      <w:r>
+        <w:drawing>
+          <wp:inline>
+            <wp:extent cx="5334000" cy="5076439"/>
+            <wp:effectExtent b="0" l="0" r="0" t="0"/>
+            <wp:docPr descr="Diagram 7" title="" id="41" name="Picture"/>
+            <a:graphic>
+              <a:graphicData uri="http://schemas.openxmlformats.org/drawingml/2006/picture">
+                <pic:pic>
+                  <pic:nvPicPr>
+                    <pic:cNvPr descr="/tmp/docx_diagrams_soul/diagram_6.png" id="42" name="Picture"/>
+                    <pic:cNvPicPr>
+                      <a:picLocks noChangeArrowheads="1" noChangeAspect="1"/>
+                    </pic:cNvPicPr>
+                  </pic:nvPicPr>
+                  <pic:blipFill>
+                    <a:blip r:embed="rId40"/>
+                    <a:stretch>
+                      <a:fillRect/>
+                    </a:stretch>
+                  </pic:blipFill>
+                  <pic:spPr bwMode="auto">
+                    <a:xfrm>
+                      <a:off x="0" y="0"/>
+                      <a:ext cx="5334000" cy="5076439"/>
+                    </a:xfrm>
+                    <a:prstGeom prst="rect">
+                      <a:avLst/>
+                    </a:prstGeom>
+                    <a:noFill/>
+                    <a:ln w="9525">
+                      <a:noFill/>
+                      <a:headEnd/>
+                      <a:tailEnd/>
+                    </a:ln>
+                  </pic:spPr>
+                </pic:pic>
+              </a:graphicData>
+            </a:graphic>
+          </wp:inline>
+        </w:drawing>
+      </w:r>
+    </w:p>
+    <w:p>
+      <w:pPr>
+        <w:pStyle w:val="ImageCaption"/>
+      </w:pPr>
+      <w:r>
+        <w:t xml:space="preserve">Diagram 7</w:t>
+      </w:r>
+    </w:p>
+    <w:bookmarkStart w:id="43" w:name="Xa6ef8ae158b4caec625847045c46698a5c6177d"/>
+    <w:p>
+      <w:pPr>
+        <w:pStyle w:val="Heading4"/>
+      </w:pPr>
+      <w:r>
+        <w:t xml:space="preserve">1. Mind-at-Large / TWE:</w:t>
+      </w:r>
+      <w:r>
+        <w:t xml:space="preserve"> </w:t>
+      </w:r>
+      <w:r>
+        <w:rPr>
+          <w:b/>
+          <w:bCs/>
+        </w:rPr>
+        <w:t xml:space="preserve">25 %</w:t>
+      </w:r>
+      <w:r>
+        <w:t xml:space="preserve"> </w:t>
+      </w:r>
+      <w:r>
+        <w:rPr>
           <w:i/>
           <w:iCs/>
         </w:rPr>
+        <w:t xml:space="preserve">(The Ontological Ground)</w:t>
+      </w:r>
+    </w:p>
+    <w:p>
+      <w:pPr>
+        <w:pStyle w:val="Compact"/>
+        <w:numPr>
+          <w:ilvl w:val="0"/>
+          <w:numId w:val="1007"/>
+        </w:numPr>
+      </w:pPr>
+      <w:r>
+        <w:rPr>
+          <w:b/>
+          <w:bCs/>
+        </w:rPr>
+        <w:t xml:space="preserve">Derivation:</w:t>
+      </w:r>
+      <w:r>
+        <w:t xml:space="preserve"> </w:t>
+      </w:r>
+      <w:r>
+        <w:t xml:space="preserve">Universal consciousness is not generated by the organism; it is the ontological ground of all reality (Kastrup).</w:t>
+      </w:r>
+    </w:p>
+    <w:p>
+      <w:pPr>
+        <w:pStyle w:val="Compact"/>
+        <w:numPr>
+          <w:ilvl w:val="0"/>
+          <w:numId w:val="1007"/>
+        </w:numPr>
+      </w:pPr>
+      <w:r>
+        <w:rPr>
+          <w:b/>
+          <w:bCs/>
+        </w:rPr>
+        <w:t xml:space="preserve">Rationale for 25%:</w:t>
+      </w:r>
+      <w:r>
+        <w:t xml:space="preserve"> </w:t>
+      </w:r>
+      <w:r>
+        <w:t xml:space="preserve">It constitutes exactly</w:t>
+      </w:r>
+      <w:r>
+        <w:t xml:space="preserve"> </w:t>
+      </w:r>
+      <w:r>
+        <w:rPr>
+          <w:b/>
+          <w:bCs/>
+        </w:rPr>
+        <w:t xml:space="preserve">one quarter of the total structural nexus</w:t>
+      </w:r>
+      <w:r>
+        <w:t xml:space="preserve">—the universal, invariant substrate that is identical across all sentient beings. It is the unfragmented light before it passes through the prism of individuality.</w:t>
+      </w:r>
+    </w:p>
+    <w:bookmarkEnd w:id="43"/>
+    <w:bookmarkStart w:id="44" w:name="Xd2f606a65c39b95bb490579e952894386fee7fd"/>
+    <w:p>
+      <w:pPr>
+        <w:pStyle w:val="Heading4"/>
+      </w:pPr>
+      <w:r>
+        <w:t xml:space="preserve">2. Lifelong Learning &amp; Ontogenesis:</w:t>
+      </w:r>
+      <w:r>
+        <w:t xml:space="preserve"> </w:t>
+      </w:r>
+      <w:r>
+        <w:rPr>
+          <w:b/>
+          <w:bCs/>
+        </w:rPr>
+        <w:t xml:space="preserve">25 %</w:t>
+      </w:r>
+      <w:r>
+        <w:t xml:space="preserve"> </w:t>
+      </w:r>
+      <w:r>
+        <w:rPr>
+          <w:i/>
+          <w:iCs/>
+        </w:rPr>
+        <w:t xml:space="preserve">(Autobiographical Neuroplasticity)</w:t>
+      </w:r>
+    </w:p>
+    <w:p>
+      <w:pPr>
+        <w:pStyle w:val="Compact"/>
+        <w:numPr>
+          <w:ilvl w:val="0"/>
+          <w:numId w:val="1008"/>
+        </w:numPr>
+      </w:pPr>
+      <w:r>
+        <w:rPr>
+          <w:b/>
+          <w:bCs/>
+        </w:rPr>
+        <w:t xml:space="preserve">Derivation (Behavioral Genetics &amp; Cognitive Neuroscience):</w:t>
+      </w:r>
+      <w:r>
+        <w:t xml:space="preserve"> </w:t>
+      </w:r>
+      <w:r>
+        <w:t xml:space="preserve">Landmark twin and adoption studies (Bouchard, Plomin, Turkheimer) demonstrate that the non-shared environment (</w:t>
+      </w:r>
+      <m:oMath>
+        <m:sSup>
+          <m:e>
+            <m:r>
+              <m:t>e</m:t>
+            </m:r>
+          </m:e>
+          <m:sup>
+            <m:r>
+              <m:t>2</m:t>
+            </m:r>
+          </m:sup>
+        </m:sSup>
+      </m:oMath>
+      <w:r>
+        <w:t xml:space="preserve">)—biographical life events, personal relationships, education, culture, traumas, and conscious choices—accounts for</w:t>
+      </w:r>
+      <w:r>
+        <w:t xml:space="preserve"> </w:t>
+      </w:r>
+      <w:r>
+        <w:rPr>
+          <w:b/>
+          <w:bCs/>
+        </w:rPr>
+        <w:t xml:space="preserve">40–50 % of phenotypic personality variance</w:t>
+      </w:r>
+      <w:r>
+        <w:t xml:space="preserve"> </w:t>
+      </w:r>
+      <w:r>
+        <w:t xml:space="preserve">in adulthood.</w:t>
+      </w:r>
+    </w:p>
+    <w:p>
+      <w:pPr>
+        <w:pStyle w:val="Compact"/>
+        <w:numPr>
+          <w:ilvl w:val="0"/>
+          <w:numId w:val="1008"/>
+        </w:numPr>
+      </w:pPr>
+      <w:r>
+        <w:rPr>
+          <w:b/>
+          <w:bCs/>
+        </w:rPr>
+        <w:t xml:space="preserve">Active Inference Mapping:</w:t>
+      </w:r>
+      <w:r>
+        <w:t xml:space="preserve"> </w:t>
+      </w:r>
+      <w:r>
+        <w:t xml:space="preserve">This corresponds to the continuous, experience-dependent updating of the transition tensor</w:t>
+      </w:r>
+      <w:r>
+        <w:t xml:space="preserve"> </w:t>
+      </w:r>
+      <m:oMath>
+        <m:r>
+          <m:t>B</m:t>
+        </m:r>
+      </m:oMath>
+      <w:r>
+        <w:t xml:space="preserve"> </w:t>
+      </w:r>
+      <w:r>
+        <w:t xml:space="preserve">and likelihood matrix</w:t>
+      </w:r>
+      <w:r>
+        <w:t xml:space="preserve"> </w:t>
+      </w:r>
+      <m:oMath>
+        <m:r>
+          <m:t>A</m:t>
+        </m:r>
+      </m:oMath>
+      <w:r>
+        <w:t xml:space="preserve"> </w:t>
+      </w:r>
+      <w:r>
+        <w:t xml:space="preserve">in cortical networks. Alongside Mind-at-Large, biographical learning forms the co-equal 25% anchor of adult self-identity.</w:t>
+      </w:r>
+    </w:p>
+    <w:bookmarkEnd w:id="44"/>
+    <w:bookmarkStart w:id="45" w:name="X7339eea7e3aa90c2fd72a45abd3c89e09233c91"/>
+    <w:p>
+      <w:pPr>
+        <w:pStyle w:val="Heading4"/>
+      </w:pPr>
+      <w:r>
+        <w:t xml:space="preserve">3. Genetics &amp; Limbic Drives:</w:t>
+      </w:r>
+      <w:r>
+        <w:t xml:space="preserve"> </w:t>
+      </w:r>
+      <w:r>
+        <w:rPr>
+          <w:b/>
+          <w:bCs/>
+        </w:rPr>
+        <w:t xml:space="preserve">15 %</w:t>
+      </w:r>
+      <w:r>
+        <w:t xml:space="preserve"> </w:t>
+      </w:r>
+      <w:r>
+        <w:rPr>
+          <w:i/>
+          <w:iCs/>
+        </w:rPr>
+        <w:t xml:space="preserve">(The Phylogenetic Baseline</w:t>
+      </w:r>
+      <w:r>
+        <w:rPr>
+          <w:i/>
+          <w:iCs/>
+        </w:rPr>
+        <w:t xml:space="preserve"> </w:t>
+      </w:r>
+      <m:oMath>
+        <m:sSub>
+          <m:e>
+            <m:r>
+              <m:t>D</m:t>
+            </m:r>
+          </m:e>
+          <m:sub>
+            <m:r>
+              <m:t>0</m:t>
+            </m:r>
+          </m:sub>
+        </m:sSub>
+      </m:oMath>
+      <w:r>
+        <w:rPr>
+          <w:i/>
+          <w:iCs/>
+        </w:rPr>
+        <w:t xml:space="preserve">)</w:t>
+      </w:r>
+    </w:p>
+    <w:p>
+      <w:pPr>
+        <w:pStyle w:val="Compact"/>
+        <w:numPr>
+          <w:ilvl w:val="0"/>
+          <w:numId w:val="1009"/>
+        </w:numPr>
+      </w:pPr>
+      <w:r>
+        <w:rPr>
+          <w:b/>
+          <w:bCs/>
+        </w:rPr>
+        <w:t xml:space="preserve">Derivation (Neurobiology of Emotion):</w:t>
+      </w:r>
+      <w:r>
+        <w:t xml:space="preserve"> </w:t>
+      </w:r>
+      <w:r>
+        <w:t xml:space="preserve">Research by Gerhard Roth and Jaak Panksepp indicates that subcortical limbic systems (brainstem, amygdala, hypothalamus) hardwire primary affective circuits (FEAR, RAGE, CARE, PLAY) and fundamental temperament traits (neuroticism, extraversion).</w:t>
+      </w:r>
+    </w:p>
+    <w:p>
+      <w:pPr>
+        <w:pStyle w:val="Compact"/>
+        <w:numPr>
+          <w:ilvl w:val="0"/>
+          <w:numId w:val="1009"/>
+        </w:numPr>
+      </w:pPr>
+      <w:r>
+        <w:rPr>
+          <w:b/>
+          <w:bCs/>
+        </w:rPr>
+        <w:t xml:space="preserve">Rationale for 15%:</w:t>
+      </w:r>
+      <w:r>
+        <w:t xml:space="preserve"> </w:t>
+      </w:r>
+      <w:r>
+        <w:t xml:space="preserve">Genetics does not construct the completed personality; it provides the</w:t>
+      </w:r>
+      <w:r>
+        <w:t xml:space="preserve"> </w:t>
+      </w:r>
+      <w:r>
+        <w:rPr>
+          <w:b/>
+          <w:bCs/>
+        </w:rPr>
+        <w:t xml:space="preserve">unalterable phylogenetic starting skeleton</w:t>
+      </w:r>
+      <w:r>
+        <w:t xml:space="preserve"> </w:t>
+      </w:r>
+      <w:r>
+        <w:t xml:space="preserve">and the foundational</w:t>
+      </w:r>
+      <w:r>
+        <w:t xml:space="preserve"> </w:t>
+      </w:r>
+      <w:r>
+        <w:rPr>
+          <w:i/>
+          <w:iCs/>
+        </w:rPr>
+        <w:t xml:space="preserve">Will to Exist</w:t>
+      </w:r>
+      <w:r>
+        <w:t xml:space="preserve"> </w:t>
+      </w:r>
+      <w:r>
+        <w:t xml:space="preserve">(</w:t>
+      </w:r>
+      <w:r>
+        <w:rPr>
+          <w:i/>
+          <w:iCs/>
+        </w:rPr>
+        <w:t xml:space="preserve">Conatus</w:t>
+      </w:r>
+      <w:r>
+        <w:t xml:space="preserve">).</w:t>
+      </w:r>
+    </w:p>
+    <w:bookmarkEnd w:id="45"/>
+    <w:bookmarkStart w:id="46" w:name="Xded91af8fb3eefc099e40f6bf613bd70354ad7c"/>
+    <w:p>
+      <w:pPr>
+        <w:pStyle w:val="Heading4"/>
+      </w:pPr>
+      <w:r>
+        <w:t xml:space="preserve">4. Chance &amp; Necessity (Monod &amp; Eigen):</w:t>
+      </w:r>
+      <w:r>
+        <w:t xml:space="preserve"> </w:t>
+      </w:r>
+      <w:r>
+        <w:rPr>
+          <w:b/>
+          <w:bCs/>
+        </w:rPr>
+        <w:t xml:space="preserve">15 %</w:t>
+      </w:r>
+      <w:r>
+        <w:t xml:space="preserve"> </w:t>
+      </w:r>
+      <w:r>
+        <w:rPr>
+          <w:i/>
+          <w:iCs/>
+        </w:rPr>
+        <w:t xml:space="preserve">(The Molecular Crucible)</w:t>
+      </w:r>
+    </w:p>
+    <w:p>
+      <w:pPr>
+        <w:pStyle w:val="Compact"/>
+        <w:numPr>
+          <w:ilvl w:val="0"/>
+          <w:numId w:val="1010"/>
+        </w:numPr>
+      </w:pPr>
+      <w:r>
+        <w:rPr>
+          <w:b/>
+          <w:bCs/>
+        </w:rPr>
+        <w:t xml:space="preserve">Derivation (Developmental Biophysics):</w:t>
+      </w:r>
+      <w:r>
+        <w:t xml:space="preserve"> </w:t>
+      </w:r>
+      <w:r>
+        <w:t xml:space="preserve">Even genetically identical organisms (monozygotic twins) diverge significantly in micro-anatomical brain wiring and cortical folding due to</w:t>
+      </w:r>
+      <w:r>
+        <w:t xml:space="preserve"> </w:t>
+      </w:r>
+      <w:r>
+        <w:rPr>
+          <w:b/>
+          <w:bCs/>
+        </w:rPr>
+        <w:t xml:space="preserve">developmental noise (</w:t>
+      </w:r>
+      <w:r>
+        <w:rPr>
+          <w:b/>
+          <w:bCs/>
+          <w:i/>
+          <w:iCs/>
+        </w:rPr>
+        <w:t xml:space="preserve">stochastic noise during embryogenesis</w:t>
+      </w:r>
+      <w:r>
+        <w:rPr>
+          <w:b/>
+          <w:bCs/>
+        </w:rPr>
+        <w:t xml:space="preserve">)</w:t>
+      </w:r>
+      <w:r>
+        <w:t xml:space="preserve">.</w:t>
+      </w:r>
+    </w:p>
+    <w:p>
+      <w:pPr>
+        <w:pStyle w:val="Compact"/>
+        <w:numPr>
+          <w:ilvl w:val="0"/>
+          <w:numId w:val="1010"/>
+        </w:numPr>
+      </w:pPr>
+      <w:r>
+        <w:rPr>
+          <w:b/>
+          <w:bCs/>
+        </w:rPr>
+        <w:t xml:space="preserve">Rationale for 15%:</w:t>
+      </w:r>
+      <w:r>
+        <w:t xml:space="preserve"> </w:t>
+      </w:r>
+      <w:r>
+        <w:t xml:space="preserve">Jacques Monod’s microscopic</w:t>
+      </w:r>
+      <w:r>
+        <w:t xml:space="preserve"> </w:t>
+      </w:r>
+      <w:r>
+        <w:rPr>
+          <w:i/>
+          <w:iCs/>
+        </w:rPr>
+        <w:t xml:space="preserve">Chance</w:t>
+      </w:r>
+      <w:r>
+        <w:t xml:space="preserve"> </w:t>
+      </w:r>
+      <w:r>
+        <w:t xml:space="preserve">(meiotic crossover, quantum point mutations) combined with Manfred Eigen’s</w:t>
+      </w:r>
+      <w:r>
+        <w:t xml:space="preserve"> </w:t>
+      </w:r>
+      <w:r>
+        <w:rPr>
+          <w:i/>
+          <w:iCs/>
+        </w:rPr>
+        <w:t xml:space="preserve">Necessity</w:t>
+      </w:r>
+      <w:r>
+        <w:t xml:space="preserve"> </w:t>
+      </w:r>
+      <w:r>
+        <w:t xml:space="preserve">(autocatalytic hypercycles, thermodynamic stability) quantifies the</w:t>
+      </w:r>
+      <w:r>
+        <w:t xml:space="preserve"> </w:t>
+      </w:r>
+      <w:r>
+        <w:rPr>
+          <w:b/>
+          <w:bCs/>
+        </w:rPr>
+        <w:t xml:space="preserve">innate, non-genetic physical uniqueness</w:t>
+      </w:r>
+      <w:r>
+        <w:t xml:space="preserve"> </w:t>
+      </w:r>
+      <w:r>
+        <w:t xml:space="preserve">of the biological substrate.</w:t>
+      </w:r>
+    </w:p>
+    <w:bookmarkEnd w:id="46"/>
+    <w:bookmarkStart w:id="47" w:name="X261b472e3e3aec15a1f72637bbebb01de78f5ca"/>
+    <w:p>
+      <w:pPr>
+        <w:pStyle w:val="Heading4"/>
+      </w:pPr>
+      <w:r>
+        <w:t xml:space="preserve">5. Epigenetics &amp; Transgenerational Resonance:</w:t>
+      </w:r>
+      <w:r>
+        <w:t xml:space="preserve"> </w:t>
+      </w:r>
+      <w:r>
+        <w:rPr>
+          <w:b/>
+          <w:bCs/>
+        </w:rPr>
+        <w:t xml:space="preserve">10 %</w:t>
+      </w:r>
+      <w:r>
+        <w:t xml:space="preserve"> </w:t>
+      </w:r>
+      <w:r>
+        <w:rPr>
+          <w:i/>
+          <w:iCs/>
+        </w:rPr>
+        <w:t xml:space="preserve">(Dynamic Precision Gating</w:t>
+      </w:r>
+      <w:r>
+        <w:rPr>
+          <w:i/>
+          <w:iCs/>
+        </w:rPr>
+        <w:t xml:space="preserve"> </w:t>
+      </w:r>
+      <m:oMath>
+        <m:r>
+          <m:t>γ</m:t>
+        </m:r>
+      </m:oMath>
+      <w:r>
+        <w:rPr>
+          <w:i/>
+          <w:iCs/>
+        </w:rPr>
+        <w:t xml:space="preserve">)</w:t>
+      </w:r>
+    </w:p>
+    <w:p>
+      <w:pPr>
+        <w:pStyle w:val="Compact"/>
+        <w:numPr>
+          <w:ilvl w:val="0"/>
+          <w:numId w:val="1011"/>
+        </w:numPr>
+      </w:pPr>
+      <w:r>
+        <w:rPr>
+          <w:b/>
+          <w:bCs/>
+        </w:rPr>
+        <w:t xml:space="preserve">Derivation (Epigenomics &amp; Trauma Transmission):</w:t>
+      </w:r>
+      <w:r>
+        <w:t xml:space="preserve"> </w:t>
+      </w:r>
+      <w:r>
+        <w:t xml:space="preserve">Molecular studies show that chromatin remodeling, histone acetylation, and DNA methylation modulate</w:t>
+      </w:r>
+      <w:r>
+        <w:t xml:space="preserve"> </w:t>
+      </w:r>
+      <w:r>
+        <w:rPr>
+          <w:b/>
+          <w:bCs/>
+        </w:rPr>
+        <w:t xml:space="preserve">5–15 % of functional gene expression profiles</w:t>
+      </w:r>
+      <w:r>
+        <w:t xml:space="preserve"> </w:t>
+      </w:r>
+      <w:r>
+        <w:t xml:space="preserve">in response to environmental stressors (Yehuda &amp; Lehrner, 2018).</w:t>
+      </w:r>
+    </w:p>
+    <w:p>
+      <w:pPr>
+        <w:pStyle w:val="Compact"/>
+        <w:numPr>
+          <w:ilvl w:val="0"/>
+          <w:numId w:val="1011"/>
+        </w:numPr>
+      </w:pPr>
+      <w:r>
+        <w:rPr>
+          <w:b/>
+          <w:bCs/>
+        </w:rPr>
+        <w:t xml:space="preserve">Active Inference Mapping:</w:t>
+      </w:r>
+      <w:r>
+        <w:t xml:space="preserve"> </w:t>
+      </w:r>
+      <w:r>
+        <w:t xml:space="preserve">Epigenetics functions as a dynamic volume dial, adjusting sensory precision weights (</w:t>
+      </w:r>
+      <m:oMath>
+        <m:r>
+          <m:t>γ</m:t>
+        </m:r>
+      </m:oMath>
+      <w:r>
+        <w:t xml:space="preserve">) based on ancestral survival history.</w:t>
+      </w:r>
+    </w:p>
+    <w:bookmarkEnd w:id="47"/>
+    <w:bookmarkStart w:id="48" w:name="X9da53c449ff6b0a5babff0c43e1b43ccfd63803"/>
+    <w:p>
+      <w:pPr>
+        <w:pStyle w:val="Heading4"/>
+      </w:pPr>
+      <w:r>
+        <w:t xml:space="preserve">6. Dissociative Markov Blanket &amp; Ego Tunnel:</w:t>
+      </w:r>
+      <w:r>
+        <w:t xml:space="preserve"> </w:t>
+      </w:r>
+      <w:r>
+        <w:rPr>
+          <w:b/>
+          <w:bCs/>
+        </w:rPr>
+        <w:t xml:space="preserve">10 %</w:t>
+      </w:r>
+      <w:r>
+        <w:t xml:space="preserve"> </w:t>
+      </w:r>
+      <w:r>
+        <w:rPr>
+          <w:i/>
+          <w:iCs/>
+        </w:rPr>
+        <w:t xml:space="preserve">(The Phenomenal Self-Model)</w:t>
+      </w:r>
+    </w:p>
+    <w:p>
+      <w:pPr>
+        <w:pStyle w:val="Compact"/>
+        <w:numPr>
+          <w:ilvl w:val="0"/>
+          <w:numId w:val="1012"/>
+        </w:numPr>
+      </w:pPr>
+      <w:r>
+        <w:rPr>
+          <w:b/>
+          <w:bCs/>
+        </w:rPr>
+        <w:t xml:space="preserve">Derivation (Self-Model Theory &amp; IIT 4.0):</w:t>
+      </w:r>
+      <w:r>
+        <w:t xml:space="preserve"> </w:t>
+      </w:r>
+      <w:r>
+        <w:t xml:space="preserve">The Phenomenal Self-Model (PSM) does not require massive biographical storage; it is a</w:t>
+      </w:r>
+      <w:r>
+        <w:t xml:space="preserve"> </w:t>
+      </w:r>
+      <w:r>
+        <w:rPr>
+          <w:b/>
+          <w:bCs/>
+        </w:rPr>
+        <w:t xml:space="preserve">lean, real-time cognitive gating mechanism</w:t>
+      </w:r>
+      <w:r>
+        <w:t xml:space="preserve"> </w:t>
+      </w:r>
+      <w:r>
+        <w:t xml:space="preserve">(Metzinger).</w:t>
+      </w:r>
+    </w:p>
+    <w:p>
+      <w:pPr>
+        <w:pStyle w:val="Compact"/>
+        <w:numPr>
+          <w:ilvl w:val="0"/>
+          <w:numId w:val="1012"/>
+        </w:numPr>
+      </w:pPr>
+      <w:r>
+        <w:rPr>
+          <w:b/>
+          <w:bCs/>
+        </w:rPr>
+        <w:t xml:space="preserve">Rationale for 10%:</w:t>
+      </w:r>
+      <w:r>
+        <w:t xml:space="preserve"> </w:t>
+      </w:r>
+      <w:r>
+        <w:t xml:space="preserve">It is the topologic boundary (Markov Blanket) that projects the internal self-organization into a first-person perspective (</w:t>
+      </w:r>
+      <w:r>
+        <w:rPr>
+          <w:i/>
+          <w:iCs/>
+        </w:rPr>
+        <w:t xml:space="preserve">„I am here“</w:t>
+      </w:r>
+      <w:r>
+        <w:t xml:space="preserve">). Though functionally compact, it is mathematically indispensable for generating the dissociative partition (</w:t>
+      </w:r>
+      <m:oMath>
+        <m:sSub>
+          <m:e>
+            <m:r>
+              <m:rPr>
+                <m:sty m:val="p"/>
+              </m:rPr>
+              <m:t>Φ</m:t>
+            </m:r>
+          </m:e>
+          <m:sub>
+            <m:r>
+              <m:rPr>
+                <m:nor/>
+                <m:sty m:val="p"/>
+              </m:rPr>
+              <m:t>boundary</m:t>
+            </m:r>
+          </m:sub>
+        </m:sSub>
+      </m:oMath>
+      <w:r>
+        <w:t xml:space="preserve">).</w:t>
+      </w:r>
+    </w:p>
+    <w:bookmarkEnd w:id="48"/>
+    <w:bookmarkStart w:id="49" w:name="macro-level-summary-table"/>
+    <w:p>
+      <w:pPr>
+        <w:pStyle w:val="Heading4"/>
+      </w:pPr>
+      <w:r>
+        <w:t xml:space="preserve">Macro-Level Summary Table:</w:t>
+      </w:r>
+    </w:p>
+    <w:p>
+      <w:pPr>
+        <w:pStyle w:val="FirstParagraph"/>
+      </w:pPr>
+      <m:oMathPara>
+        <m:oMathParaPr>
+          <m:jc m:val="center"/>
+        </m:oMathParaPr>
+        <m:oMath>
+          <m:m>
+            <m:mPr>
+              <m:baseJc m:val="center"/>
+              <m:plcHide m:val="on"/>
+              <m:mcs>
+                <m:mc>
+                  <m:mcPr>
+                    <m:mcJc m:val="left"/>
+                    <m:count m:val="1"/>
+                  </m:mcPr>
+                </m:mc>
+                <m:mc>
+                  <m:mcPr>
+                    <m:mcJc m:val="right"/>
+                    <m:count m:val="1"/>
+                  </m:mcPr>
+                </m:mc>
+                <m:mc>
+                  <m:mcPr>
+                    <m:mcJc m:val="left"/>
+                    <m:count m:val="1"/>
+                  </m:mcPr>
+                </m:mc>
+              </m:mcs>
+            </m:mPr>
+            <m:mr>
+              <m:e>
+                <m:r>
+                  <m:rPr>
+                    <m:nor/>
+                    <m:sty m:val="b"/>
+                  </m:rPr>
+                  <m:t>Architectural Layer</m:t>
+                </m:r>
+              </m:e>
+              <m:e>
+                <m:r>
+                  <m:rPr>
+                    <m:nor/>
+                    <m:sty m:val="b"/>
+                  </m:rPr>
+                  <m:t>Weight</m:t>
+                </m:r>
+              </m:e>
+              <m:e>
+                <m:r>
+                  <m:rPr>
+                    <m:nor/>
+                    <m:sty m:val="b"/>
+                  </m:rPr>
+                  <m:t>Ontological Function</m:t>
+                </m:r>
+              </m:e>
+            </m:mr>
+            <m:mr>
+              <m:e>
+                <m:r>
+                  <m:rPr>
+                    <m:nor/>
+                    <m:sty m:val="p"/>
+                  </m:rPr>
+                  <m:t>1. Ontological Ground (Mind-at-Large)</m:t>
+                </m:r>
+              </m:e>
+              <m:e>
+                <m:r>
+                  <m:rPr>
+                    <m:sty m:val="b"/>
+                  </m:rPr>
+                  <m:t>25</m:t>
+                </m:r>
+                <m:r>
+                  <m:rPr>
+                    <m:sty m:val="b"/>
+                  </m:rPr>
+                  <m:t> </m:t>
+                </m:r>
+                <m:r>
+                  <m:rPr>
+                    <m:sty m:val="b"/>
+                  </m:rPr>
+                  <m:t>%</m:t>
+                </m:r>
+              </m:e>
+              <m:e>
+                <m:r>
+                  <m:rPr>
+                    <m:nor/>
+                    <m:sty m:val="p"/>
+                  </m:rPr>
+                  <m:t>The pure, undivided field of conscious awareness</m:t>
+                </m:r>
+              </m:e>
+            </m:mr>
+            <m:mr>
+              <m:e>
+                <m:r>
+                  <m:rPr>
+                    <m:nor/>
+                    <m:sty m:val="p"/>
+                  </m:rPr>
+                  <m:t>2. Biological Embodiment (Genetics + Chance/Eigen + Epigenetics)</m:t>
+                </m:r>
+              </m:e>
+              <m:e>
+                <m:r>
+                  <m:rPr>
+                    <m:sty m:val="b"/>
+                  </m:rPr>
+                  <m:t>40</m:t>
+                </m:r>
+                <m:r>
+                  <m:rPr>
+                    <m:sty m:val="b"/>
+                  </m:rPr>
+                  <m:t> </m:t>
+                </m:r>
+                <m:r>
+                  <m:rPr>
+                    <m:sty m:val="b"/>
+                  </m:rPr>
+                  <m:t>%</m:t>
+                </m:r>
+              </m:e>
+              <m:e>
+                <m:r>
+                  <m:rPr>
+                    <m:nor/>
+                    <m:sty m:val="p"/>
+                  </m:rPr>
+                  <m:t>The physical, thermodynamic, and molecular carrier vessel</m:t>
+                </m:r>
+              </m:e>
+            </m:mr>
+            <m:mr>
+              <m:e>
+                <m:r>
+                  <m:rPr>
+                    <m:nor/>
+                    <m:sty m:val="p"/>
+                  </m:rPr>
+                  <m:t>3. Cognitive Individuation (Lifelong Learning + Ego Tunnel)</m:t>
+                </m:r>
+              </m:e>
+              <m:e>
+                <m:r>
+                  <m:rPr>
+                    <m:sty m:val="b"/>
+                  </m:rPr>
+                  <m:t>35</m:t>
+                </m:r>
+                <m:r>
+                  <m:rPr>
+                    <m:sty m:val="b"/>
+                  </m:rPr>
+                  <m:t> </m:t>
+                </m:r>
+                <m:r>
+                  <m:rPr>
+                    <m:sty m:val="b"/>
+                  </m:rPr>
+                  <m:t>%</m:t>
+                </m:r>
+              </m:e>
+              <m:e>
+                <m:r>
+                  <m:rPr>
+                    <m:nor/>
+                    <m:sty m:val="p"/>
+                  </m:rPr>
+                  <m:t>The psychological, biographical, and narrative individual alter</m:t>
+                </m:r>
+              </m:e>
+            </m:mr>
+            <m:mr>
+              <m:e>
+                <m:r>
+                  <m:rPr>
+                    <m:nor/>
+                    <m:sty m:val="b"/>
+                  </m:rPr>
+                  <m:t>Total Integrated Soul Architecture</m:t>
+                </m:r>
+              </m:e>
+              <m:e>
+                <m:r>
+                  <m:rPr>
+                    <m:sty m:val="b"/>
+                  </m:rPr>
+                  <m:t>100</m:t>
+                </m:r>
+                <m:r>
+                  <m:rPr>
+                    <m:sty m:val="b"/>
+                  </m:rPr>
+                  <m:t> </m:t>
+                </m:r>
+                <m:r>
+                  <m:rPr>
+                    <m:sty m:val="b"/>
+                  </m:rPr>
+                  <m:t>%</m:t>
+                </m:r>
+              </m:e>
+              <m:e>
+                <m:r>
+                  <m:rPr>
+                    <m:nor/>
+                    <m:sty m:val="b"/>
+                  </m:rPr>
+                  <m:t>The autopoietic living alter sustaining integrated causal power </m:t>
+                </m:r>
+                <m:r>
+                  <m:rPr>
+                    <m:sty m:val="p"/>
+                  </m:rPr>
+                  <m:t>(</m:t>
+                </m:r>
+                <m:r>
+                  <m:rPr>
+                    <m:sty m:val="p"/>
+                  </m:rPr>
+                  <m:t>Φ</m:t>
+                </m:r>
+                <m:r>
+                  <m:rPr>
+                    <m:sty m:val="p"/>
+                  </m:rPr>
+                  <m:t>)</m:t>
+                </m:r>
+              </m:e>
+            </m:mr>
+            <m:mr>
+              <m:e/>
+            </m:mr>
+          </m:m>
+        </m:oMath>
+      </m:oMathPara>
+    </w:p>
+    <w:p>
+      <w:r>
+        <w:pict>
+          <v:rect style="width:0;height:1.5pt" o:hralign="center" o:hrstd="t" o:hr="t"/>
+        </w:pict>
+      </w:r>
+    </w:p>
+    <w:bookmarkEnd w:id="49"/>
+    <w:bookmarkEnd w:id="50"/>
+    <w:bookmarkEnd w:id="51"/>
+    <w:bookmarkStart w:id="54" w:name="Xb52143c7117a526484eb45a1063afb2dd0d0301"/>
+    <w:p>
+      <w:pPr>
+        <w:pStyle w:val="Heading2"/>
+      </w:pPr>
+      <w:r>
+        <w:t xml:space="preserve">8. Death, Dissolution, and Minimal Phenomenal Experience (MPE)</w:t>
+      </w:r>
+    </w:p>
+    <w:p>
+      <w:pPr>
+        <w:pStyle w:val="FirstParagraph"/>
+      </w:pPr>
+      <w:r>
+        <w:t xml:space="preserve">What happens when the physical vehicle dies, or when consciousness undergoes profound mystical/non-dual realization?</w:t>
+      </w:r>
+    </w:p>
+    <w:bookmarkStart w:id="52" w:name="X3077a176039e5053b0ee72e62c08e3a3fef1e29"/>
+    <w:p>
+      <w:pPr>
+        <w:pStyle w:val="Heading3"/>
+      </w:pPr>
+      <w:r>
+        <w:t xml:space="preserve">1. Mystical Awakening / Minimal Phenomenal Experience (MPE):</w:t>
+      </w:r>
+    </w:p>
+    <w:p>
+      <w:pPr>
+        <w:pStyle w:val="FirstParagraph"/>
+      </w:pPr>
+      <w:r>
+        <w:t xml:space="preserve">When meditative inquiry, psychedelics, or deep philosophical insight destabilize the</w:t>
+      </w:r>
+      <w:r>
+        <w:t xml:space="preserve"> </w:t>
+      </w:r>
+      <w:r>
+        <w:rPr>
+          <w:b/>
+          <w:bCs/>
+        </w:rPr>
+        <w:t xml:space="preserve">transparency of the Ego Tunnel</w:t>
+      </w:r>
+      <w:r>
+        <w:t xml:space="preserve">, the system experiences what Thomas Metzinger calls</w:t>
+      </w:r>
+      <w:r>
+        <w:t xml:space="preserve"> </w:t>
+      </w:r>
+      <w:r>
+        <w:rPr>
+          <w:b/>
+          <w:bCs/>
+        </w:rPr>
+        <w:t xml:space="preserve">Minimal Phenomenal Experience (MPE)</w:t>
+      </w:r>
+      <w:r>
+        <w:t xml:space="preserve">:</w:t>
+      </w:r>
+      <w:r>
+        <w:t xml:space="preserve"> </w:t>
+      </w:r>
+      <w:r>
+        <w:t xml:space="preserve">* The cognitive boundary (PSM) becomes</w:t>
+      </w:r>
+      <w:r>
+        <w:t xml:space="preserve"> </w:t>
+      </w:r>
+      <w:r>
+        <w:rPr>
+          <w:b/>
+          <w:bCs/>
+        </w:rPr>
+        <w:t xml:space="preserve">opaque</w:t>
+      </w:r>
+      <w:r>
+        <w:t xml:space="preserve">—recognized as merely a predictive model.</w:t>
+      </w:r>
+      <w:r>
+        <w:t xml:space="preserve"> </w:t>
+      </w:r>
+      <w:r>
+        <w:t xml:space="preserve">* The illusion of the separate ego dissolves.</w:t>
+      </w:r>
+      <w:r>
+        <w:t xml:space="preserve"> </w:t>
+      </w:r>
+      <w:r>
+        <w:t xml:space="preserve">* The individual soul recognizes its ultimate identity:</w:t>
+      </w:r>
+      <w:r>
+        <w:t xml:space="preserve"> </w:t>
+      </w:r>
+      <w:r>
+        <w:rPr>
+          <w:b/>
+          <w:bCs/>
+          <w:i/>
+          <w:iCs/>
+        </w:rPr>
         <w:t xml:space="preserve">„I am not merely the transient alter inside the tunnel; I am the underlying field of Mind-at-Large experiencing itself.“</w:t>
       </w:r>
     </w:p>
-    <w:bookmarkEnd w:id="41"/>
-    <w:bookmarkStart w:id="42" w:name="biological-death-physical-dissolution"/>
+    <w:bookmarkEnd w:id="52"/>
+    <w:bookmarkStart w:id="53" w:name="biological-death-physical-dissolution"/>
     <w:p>
       <w:pPr>
         <w:pStyle w:val="Heading3"/>
@@ -3082,9 +4300,9 @@
         </w:pict>
       </w:r>
     </w:p>
-    <w:bookmarkEnd w:id="42"/>
-    <w:bookmarkEnd w:id="43"/>
-    <w:bookmarkStart w:id="44" w:name="references-academic-bibliography"/>
+    <w:bookmarkEnd w:id="53"/>
+    <w:bookmarkEnd w:id="54"/>
+    <w:bookmarkStart w:id="55" w:name="references-academic-bibliography"/>
     <w:p>
       <w:pPr>
         <w:pStyle w:val="Heading2"/>
@@ -3098,7 +4316,7 @@
         <w:pStyle w:val="Compact"/>
         <w:numPr>
           <w:ilvl w:val="0"/>
-          <w:numId w:val="1007"/>
+          <w:numId w:val="1013"/>
         </w:numPr>
       </w:pPr>
       <w:r>
@@ -3106,7 +4324,7 @@
           <w:b/>
           <w:bCs/>
         </w:rPr>
-        <w:t xml:space="preserve">Eigen, M. (1971).</w:t>
+        <w:t xml:space="preserve">Bouchard, T. J. (2004).</w:t>
       </w:r>
       <w:r>
         <w:t xml:space="preserve"> </w:t>
@@ -3116,13 +4334,13 @@
           <w:i/>
           <w:iCs/>
         </w:rPr>
-        <w:t xml:space="preserve">Selforganization of matter and the evolution of biological macromolecules.</w:t>
-      </w:r>
-      <w:r>
-        <w:t xml:space="preserve"> </w:t>
-      </w:r>
-      <w:r>
-        <w:t xml:space="preserve">Die Naturwissenschaften, 58(10), 465–523. (Foundational paper on molecular self-organization and the hypercycle).</w:t>
+        <w:t xml:space="preserve">Genetic influence on human psychological traits: A survey.</w:t>
+      </w:r>
+      <w:r>
+        <w:t xml:space="preserve"> </w:t>
+      </w:r>
+      <w:r>
+        <w:t xml:space="preserve">Current Directions in Psychological Science, 13(4), 148–151.</w:t>
       </w:r>
     </w:p>
     <w:p>
@@ -3130,7 +4348,7 @@
         <w:pStyle w:val="Compact"/>
         <w:numPr>
           <w:ilvl w:val="0"/>
-          <w:numId w:val="1007"/>
+          <w:numId w:val="1013"/>
         </w:numPr>
       </w:pPr>
       <w:r>
@@ -3138,7 +4356,7 @@
           <w:b/>
           <w:bCs/>
         </w:rPr>
-        <w:t xml:space="preserve">Eigen, M., &amp; Winkler, R. (1975).</w:t>
+        <w:t xml:space="preserve">Eigen, M. (1971).</w:t>
       </w:r>
       <w:r>
         <w:t xml:space="preserve"> </w:t>
@@ -3148,13 +4366,13 @@
           <w:i/>
           <w:iCs/>
         </w:rPr>
-        <w:t xml:space="preserve">Das Spiel: Unsere Begegnung mit dem Zufall (Laws of the Game: How the Principles of Nature Govern Chance).</w:t>
-      </w:r>
-      <w:r>
-        <w:t xml:space="preserve"> </w:t>
-      </w:r>
-      <w:r>
-        <w:t xml:space="preserve">Piper Verlag, München. (Evolutionary game dynamics bridging chance and deterministic laws).</w:t>
+        <w:t xml:space="preserve">Selforganization of matter and the evolution of biological macromolecules.</w:t>
+      </w:r>
+      <w:r>
+        <w:t xml:space="preserve"> </w:t>
+      </w:r>
+      <w:r>
+        <w:t xml:space="preserve">Die Naturwissenschaften, 58(10), 465–523. (Foundational paper on molecular self-organization and the hypercycle).</w:t>
       </w:r>
     </w:p>
     <w:p>
@@ -3162,7 +4380,7 @@
         <w:pStyle w:val="Compact"/>
         <w:numPr>
           <w:ilvl w:val="0"/>
-          <w:numId w:val="1007"/>
+          <w:numId w:val="1013"/>
         </w:numPr>
       </w:pPr>
       <w:r>
@@ -3170,7 +4388,7 @@
           <w:b/>
           <w:bCs/>
         </w:rPr>
-        <w:t xml:space="preserve">Friston, K. (2010).</w:t>
+        <w:t xml:space="preserve">Eigen, M., &amp; Winkler, R. (1975).</w:t>
       </w:r>
       <w:r>
         <w:t xml:space="preserve"> </w:t>
@@ -3180,13 +4398,13 @@
           <w:i/>
           <w:iCs/>
         </w:rPr>
-        <w:t xml:space="preserve">The free-energy principle: a unified brain theory?</w:t>
-      </w:r>
-      <w:r>
-        <w:t xml:space="preserve"> </w:t>
-      </w:r>
-      <w:r>
-        <w:t xml:space="preserve">Nature Reviews Neuroscience, 11(2), 127–138.</w:t>
+        <w:t xml:space="preserve">Das Spiel: Unsere Begegnung mit dem Zufall (Laws of the Game: How the Principles of Nature Govern Chance).</w:t>
+      </w:r>
+      <w:r>
+        <w:t xml:space="preserve"> </w:t>
+      </w:r>
+      <w:r>
+        <w:t xml:space="preserve">Piper Verlag, München. (Evolutionary game dynamics bridging chance and deterministic laws).</w:t>
       </w:r>
     </w:p>
     <w:p>
@@ -3194,7 +4412,7 @@
         <w:pStyle w:val="Compact"/>
         <w:numPr>
           <w:ilvl w:val="0"/>
-          <w:numId w:val="1007"/>
+          <w:numId w:val="1013"/>
         </w:numPr>
       </w:pPr>
       <w:r>
@@ -3202,7 +4420,7 @@
           <w:b/>
           <w:bCs/>
         </w:rPr>
-        <w:t xml:space="preserve">Jablonka, E., &amp; Lamb, M. J. (2014).</w:t>
+        <w:t xml:space="preserve">Friston, K. (2010).</w:t>
       </w:r>
       <w:r>
         <w:t xml:space="preserve"> </w:t>
@@ -3212,13 +4430,13 @@
           <w:i/>
           <w:iCs/>
         </w:rPr>
-        <w:t xml:space="preserve">Evolution in Four Dimensions: Genetic, Epigenetic, Behavioral, and Symbolic Variation in the History of Life.</w:t>
-      </w:r>
-      <w:r>
-        <w:t xml:space="preserve"> </w:t>
-      </w:r>
-      <w:r>
-        <w:t xml:space="preserve">MIT Press.</w:t>
+        <w:t xml:space="preserve">The free-energy principle: a unified brain theory?</w:t>
+      </w:r>
+      <w:r>
+        <w:t xml:space="preserve"> </w:t>
+      </w:r>
+      <w:r>
+        <w:t xml:space="preserve">Nature Reviews Neuroscience, 11(2), 127–138.</w:t>
       </w:r>
     </w:p>
     <w:p>
@@ -3226,7 +4444,7 @@
         <w:pStyle w:val="Compact"/>
         <w:numPr>
           <w:ilvl w:val="0"/>
-          <w:numId w:val="1007"/>
+          <w:numId w:val="1013"/>
         </w:numPr>
       </w:pPr>
       <w:r>
@@ -3234,7 +4452,7 @@
           <w:b/>
           <w:bCs/>
         </w:rPr>
-        <w:t xml:space="preserve">Kastrup, B. (2019).</w:t>
+        <w:t xml:space="preserve">Jablonka, E., &amp; Lamb, M. J. (2014).</w:t>
       </w:r>
       <w:r>
         <w:t xml:space="preserve"> </w:t>
@@ -3244,13 +4462,13 @@
           <w:i/>
           <w:iCs/>
         </w:rPr>
-        <w:t xml:space="preserve">The Idea of the World: A Multi-Disciplinary Argument for the Mental Nature of Reality.</w:t>
-      </w:r>
-      <w:r>
-        <w:t xml:space="preserve"> </w:t>
-      </w:r>
-      <w:r>
-        <w:t xml:space="preserve">Iff Books.</w:t>
+        <w:t xml:space="preserve">Evolution in Four Dimensions: Genetic, Epigenetic, Behavioral, and Symbolic Variation in the History of Life.</w:t>
+      </w:r>
+      <w:r>
+        <w:t xml:space="preserve"> </w:t>
+      </w:r>
+      <w:r>
+        <w:t xml:space="preserve">MIT Press.</w:t>
       </w:r>
     </w:p>
     <w:p>
@@ -3258,7 +4476,7 @@
         <w:pStyle w:val="Compact"/>
         <w:numPr>
           <w:ilvl w:val="0"/>
-          <w:numId w:val="1007"/>
+          <w:numId w:val="1013"/>
         </w:numPr>
       </w:pPr>
       <w:r>
@@ -3266,7 +4484,7 @@
           <w:b/>
           <w:bCs/>
         </w:rPr>
-        <w:t xml:space="preserve">Kastrup, B. (2021).</w:t>
+        <w:t xml:space="preserve">Kastrup, B. (2019).</w:t>
       </w:r>
       <w:r>
         <w:t xml:space="preserve"> </w:t>
@@ -3276,7 +4494,7 @@
           <w:i/>
           <w:iCs/>
         </w:rPr>
-        <w:t xml:space="preserve">Science Ideated: The Fall of Matter and the Contours of the Next Mainstream Scientific Worldview.</w:t>
+        <w:t xml:space="preserve">The Idea of the World: A Multi-Disciplinary Argument for the Mental Nature of Reality.</w:t>
       </w:r>
       <w:r>
         <w:t xml:space="preserve"> </w:t>
@@ -3290,7 +4508,7 @@
         <w:pStyle w:val="Compact"/>
         <w:numPr>
           <w:ilvl w:val="0"/>
-          <w:numId w:val="1007"/>
+          <w:numId w:val="1013"/>
         </w:numPr>
       </w:pPr>
       <w:r>
@@ -3298,7 +4516,7 @@
           <w:b/>
           <w:bCs/>
         </w:rPr>
-        <w:t xml:space="preserve">Metzinger, T. (2003).</w:t>
+        <w:t xml:space="preserve">Kastrup, B. (2021).</w:t>
       </w:r>
       <w:r>
         <w:t xml:space="preserve"> </w:t>
@@ -3308,13 +4526,13 @@
           <w:i/>
           <w:iCs/>
         </w:rPr>
-        <w:t xml:space="preserve">Being No One: The Self-Model Theory of Subjectivity.</w:t>
-      </w:r>
-      <w:r>
-        <w:t xml:space="preserve"> </w:t>
-      </w:r>
-      <w:r>
-        <w:t xml:space="preserve">MIT Press.</w:t>
+        <w:t xml:space="preserve">Science Ideated: The Fall of Matter and the Contours of the Next Mainstream Scientific Worldview.</w:t>
+      </w:r>
+      <w:r>
+        <w:t xml:space="preserve"> </w:t>
+      </w:r>
+      <w:r>
+        <w:t xml:space="preserve">Iff Books.</w:t>
       </w:r>
     </w:p>
     <w:p>
@@ -3322,7 +4540,7 @@
         <w:pStyle w:val="Compact"/>
         <w:numPr>
           <w:ilvl w:val="0"/>
-          <w:numId w:val="1007"/>
+          <w:numId w:val="1013"/>
         </w:numPr>
       </w:pPr>
       <w:r>
@@ -3330,7 +4548,7 @@
           <w:b/>
           <w:bCs/>
         </w:rPr>
-        <w:t xml:space="preserve">Metzinger, T. (2009).</w:t>
+        <w:t xml:space="preserve">Metzinger, T. (2003).</w:t>
       </w:r>
       <w:r>
         <w:t xml:space="preserve"> </w:t>
@@ -3340,13 +4558,13 @@
           <w:i/>
           <w:iCs/>
         </w:rPr>
-        <w:t xml:space="preserve">The Ego Tunnel: The Science of the Mind and the Myth of the Self.</w:t>
-      </w:r>
-      <w:r>
-        <w:t xml:space="preserve"> </w:t>
-      </w:r>
-      <w:r>
-        <w:t xml:space="preserve">Basic Books.</w:t>
+        <w:t xml:space="preserve">Being No One: The Self-Model Theory of Subjectivity.</w:t>
+      </w:r>
+      <w:r>
+        <w:t xml:space="preserve"> </w:t>
+      </w:r>
+      <w:r>
+        <w:t xml:space="preserve">MIT Press.</w:t>
       </w:r>
     </w:p>
     <w:p>
@@ -3354,7 +4572,7 @@
         <w:pStyle w:val="Compact"/>
         <w:numPr>
           <w:ilvl w:val="0"/>
-          <w:numId w:val="1007"/>
+          <w:numId w:val="1013"/>
         </w:numPr>
       </w:pPr>
       <w:r>
@@ -3362,7 +4580,7 @@
           <w:b/>
           <w:bCs/>
         </w:rPr>
-        <w:t xml:space="preserve">Metzinger, T. (2024).</w:t>
+        <w:t xml:space="preserve">Metzinger, T. (2009).</w:t>
       </w:r>
       <w:r>
         <w:t xml:space="preserve"> </w:t>
@@ -3372,13 +4590,13 @@
           <w:i/>
           <w:iCs/>
         </w:rPr>
-        <w:t xml:space="preserve">The Elephant and the Blind: The Experience of Pure Consciousness: Philosophy, Science, and 500+ Experiential Reports.</w:t>
-      </w:r>
-      <w:r>
-        <w:t xml:space="preserve"> </w:t>
-      </w:r>
-      <w:r>
-        <w:t xml:space="preserve">MIT Press.</w:t>
+        <w:t xml:space="preserve">The Ego Tunnel: The Science of the Mind and the Myth of the Self.</w:t>
+      </w:r>
+      <w:r>
+        <w:t xml:space="preserve"> </w:t>
+      </w:r>
+      <w:r>
+        <w:t xml:space="preserve">Basic Books.</w:t>
       </w:r>
     </w:p>
     <w:p>
@@ -3386,7 +4604,7 @@
         <w:pStyle w:val="Compact"/>
         <w:numPr>
           <w:ilvl w:val="0"/>
-          <w:numId w:val="1007"/>
+          <w:numId w:val="1013"/>
         </w:numPr>
       </w:pPr>
       <w:r>
@@ -3394,7 +4612,7 @@
           <w:b/>
           <w:bCs/>
         </w:rPr>
-        <w:t xml:space="preserve">Monod, J. (1970).</w:t>
+        <w:t xml:space="preserve">Metzinger, T. (2024).</w:t>
       </w:r>
       <w:r>
         <w:t xml:space="preserve"> </w:t>
@@ -3404,13 +4622,13 @@
           <w:i/>
           <w:iCs/>
         </w:rPr>
-        <w:t xml:space="preserve">Le Hasard et la Nécessité: Essai sur la philosophie naturelle de la biologie moderne (Chance and Necessity).</w:t>
-      </w:r>
-      <w:r>
-        <w:t xml:space="preserve"> </w:t>
-      </w:r>
-      <w:r>
-        <w:t xml:space="preserve">Éditions du Seuil, Paris. (Nobel laureate formulation of blind genetic chance and invariant teleonomic necessity).</w:t>
+        <w:t xml:space="preserve">The Elephant and the Blind: The Experience of Pure Consciousness: Philosophy, Science, and 500+ Experiential Reports.</w:t>
+      </w:r>
+      <w:r>
+        <w:t xml:space="preserve"> </w:t>
+      </w:r>
+      <w:r>
+        <w:t xml:space="preserve">MIT Press.</w:t>
       </w:r>
     </w:p>
     <w:p>
@@ -3418,7 +4636,103 @@
         <w:pStyle w:val="Compact"/>
         <w:numPr>
           <w:ilvl w:val="0"/>
-          <w:numId w:val="1007"/>
+          <w:numId w:val="1013"/>
+        </w:numPr>
+      </w:pPr>
+      <w:r>
+        <w:rPr>
+          <w:b/>
+          <w:bCs/>
+        </w:rPr>
+        <w:t xml:space="preserve">Monod, J. (1970).</w:t>
+      </w:r>
+      <w:r>
+        <w:t xml:space="preserve"> </w:t>
+      </w:r>
+      <w:r>
+        <w:rPr>
+          <w:i/>
+          <w:iCs/>
+        </w:rPr>
+        <w:t xml:space="preserve">Le Hasard et la Nécessité: Essai sur la philosophie naturelle de la biologie moderne (Chance and Necessity).</w:t>
+      </w:r>
+      <w:r>
+        <w:t xml:space="preserve"> </w:t>
+      </w:r>
+      <w:r>
+        <w:t xml:space="preserve">Éditions du Seuil, Paris. (Nobel laureate formulation of blind genetic chance and invariant teleonomic necessity).</w:t>
+      </w:r>
+    </w:p>
+    <w:p>
+      <w:pPr>
+        <w:pStyle w:val="Compact"/>
+        <w:numPr>
+          <w:ilvl w:val="0"/>
+          <w:numId w:val="1013"/>
+        </w:numPr>
+      </w:pPr>
+      <w:r>
+        <w:rPr>
+          <w:b/>
+          <w:bCs/>
+        </w:rPr>
+        <w:t xml:space="preserve">Panksepp, J. (1998).</w:t>
+      </w:r>
+      <w:r>
+        <w:t xml:space="preserve"> </w:t>
+      </w:r>
+      <w:r>
+        <w:rPr>
+          <w:i/>
+          <w:iCs/>
+        </w:rPr>
+        <w:t xml:space="preserve">Affective Neuroscience: The Foundations of Human and Animal Emotions.</w:t>
+      </w:r>
+      <w:r>
+        <w:t xml:space="preserve"> </w:t>
+      </w:r>
+      <w:r>
+        <w:t xml:space="preserve">Oxford University Press.</w:t>
+      </w:r>
+    </w:p>
+    <w:p>
+      <w:pPr>
+        <w:pStyle w:val="Compact"/>
+        <w:numPr>
+          <w:ilvl w:val="0"/>
+          <w:numId w:val="1013"/>
+        </w:numPr>
+      </w:pPr>
+      <w:r>
+        <w:rPr>
+          <w:b/>
+          <w:bCs/>
+        </w:rPr>
+        <w:t xml:space="preserve">Plomin, R., DeFries, J. C., Knopik, V. S., &amp; Neiderhiser, J. M. (2016).</w:t>
+      </w:r>
+      <w:r>
+        <w:t xml:space="preserve"> </w:t>
+      </w:r>
+      <w:r>
+        <w:rPr>
+          <w:i/>
+          <w:iCs/>
+        </w:rPr>
+        <w:t xml:space="preserve">Top 10 Replicated Findings From Behavioral Genetics.</w:t>
+      </w:r>
+      <w:r>
+        <w:t xml:space="preserve"> </w:t>
+      </w:r>
+      <w:r>
+        <w:t xml:space="preserve">Perspectives on Psychological Science, 11(1), 3–23.</w:t>
+      </w:r>
+    </w:p>
+    <w:p>
+      <w:pPr>
+        <w:pStyle w:val="Compact"/>
+        <w:numPr>
+          <w:ilvl w:val="0"/>
+          <w:numId w:val="1013"/>
         </w:numPr>
       </w:pPr>
       <w:r>
@@ -3465,7 +4779,7 @@
         <w:pStyle w:val="Compact"/>
         <w:numPr>
           <w:ilvl w:val="0"/>
-          <w:numId w:val="1007"/>
+          <w:numId w:val="1013"/>
         </w:numPr>
       </w:pPr>
       <w:r>
@@ -3497,7 +4811,7 @@
         <w:pStyle w:val="Compact"/>
         <w:numPr>
           <w:ilvl w:val="0"/>
-          <w:numId w:val="1007"/>
+          <w:numId w:val="1013"/>
         </w:numPr>
       </w:pPr>
       <w:r>
@@ -3529,7 +4843,7 @@
         <w:pStyle w:val="Compact"/>
         <w:numPr>
           <w:ilvl w:val="0"/>
-          <w:numId w:val="1007"/>
+          <w:numId w:val="1013"/>
         </w:numPr>
       </w:pPr>
       <w:r>
@@ -3561,7 +4875,7 @@
         <w:pStyle w:val="Compact"/>
         <w:numPr>
           <w:ilvl w:val="0"/>
-          <w:numId w:val="1007"/>
+          <w:numId w:val="1013"/>
         </w:numPr>
       </w:pPr>
       <w:r>
@@ -3593,7 +4907,7 @@
         <w:pStyle w:val="Compact"/>
         <w:numPr>
           <w:ilvl w:val="0"/>
-          <w:numId w:val="1007"/>
+          <w:numId w:val="1013"/>
         </w:numPr>
       </w:pPr>
       <w:r>
@@ -3625,7 +4939,39 @@
         <w:pStyle w:val="Compact"/>
         <w:numPr>
           <w:ilvl w:val="0"/>
-          <w:numId w:val="1007"/>
+          <w:numId w:val="1013"/>
+        </w:numPr>
+      </w:pPr>
+      <w:r>
+        <w:rPr>
+          <w:b/>
+          <w:bCs/>
+        </w:rPr>
+        <w:t xml:space="preserve">Turkheimer, E. (2000).</w:t>
+      </w:r>
+      <w:r>
+        <w:t xml:space="preserve"> </w:t>
+      </w:r>
+      <w:r>
+        <w:rPr>
+          <w:i/>
+          <w:iCs/>
+        </w:rPr>
+        <w:t xml:space="preserve">Three Laws of Behavior Genetics and What They Mean.</w:t>
+      </w:r>
+      <w:r>
+        <w:t xml:space="preserve"> </w:t>
+      </w:r>
+      <w:r>
+        <w:t xml:space="preserve">Current Directions in Psychological Science, 9(5), 160–164.</w:t>
+      </w:r>
+    </w:p>
+    <w:p>
+      <w:pPr>
+        <w:pStyle w:val="Compact"/>
+        <w:numPr>
+          <w:ilvl w:val="0"/>
+          <w:numId w:val="1013"/>
         </w:numPr>
       </w:pPr>
       <w:r>
@@ -3659,8 +5005,8 @@
         </w:pict>
       </w:r>
     </w:p>
-    <w:bookmarkEnd w:id="44"/>
-    <w:bookmarkStart w:id="49" w:name="tool-attribution-colophon"/>
+    <w:bookmarkEnd w:id="55"/>
+    <w:bookmarkStart w:id="60" w:name="tool-attribution-colophon"/>
     <w:p>
       <w:pPr>
         <w:pStyle w:val="Heading2"/>
@@ -3763,7 +5109,7 @@
         </w:pict>
       </w:r>
     </w:p>
-    <w:bookmarkStart w:id="48" w:name="vault-repository-references"/>
+    <w:bookmarkStart w:id="59" w:name="vault-repository-references"/>
     <w:p>
       <w:pPr>
         <w:pStyle w:val="Heading3"/>
@@ -3777,7 +5123,7 @@
         <w:pStyle w:val="Compact"/>
         <w:numPr>
           <w:ilvl w:val="0"/>
-          <w:numId w:val="1008"/>
+          <w:numId w:val="1014"/>
         </w:numPr>
       </w:pPr>
       <w:r>
@@ -3790,7 +5136,7 @@
       <w:r>
         <w:t xml:space="preserve"> </w:t>
       </w:r>
-      <w:hyperlink r:id="rId45">
+      <w:hyperlink r:id="rId56">
         <w:r>
           <w:rPr>
             <w:rStyle w:val="VerbatimChar"/>
@@ -3804,7 +5150,7 @@
         <w:pStyle w:val="Compact"/>
         <w:numPr>
           <w:ilvl w:val="0"/>
-          <w:numId w:val="1008"/>
+          <w:numId w:val="1014"/>
         </w:numPr>
       </w:pPr>
       <w:r>
@@ -3817,7 +5163,7 @@
       <w:r>
         <w:t xml:space="preserve"> </w:t>
       </w:r>
-      <w:hyperlink r:id="rId46">
+      <w:hyperlink r:id="rId57">
         <w:r>
           <w:rPr>
             <w:rStyle w:val="VerbatimChar"/>
@@ -3831,7 +5177,7 @@
         <w:pStyle w:val="Compact"/>
         <w:numPr>
           <w:ilvl w:val="0"/>
-          <w:numId w:val="1008"/>
+          <w:numId w:val="1014"/>
         </w:numPr>
       </w:pPr>
       <w:r>
@@ -3844,7 +5190,7 @@
       <w:r>
         <w:t xml:space="preserve"> </w:t>
       </w:r>
-      <w:hyperlink r:id="rId47">
+      <w:hyperlink r:id="rId58">
         <w:r>
           <w:rPr>
             <w:rStyle w:val="VerbatimChar"/>
@@ -3853,9 +5199,9 @@
         </w:r>
       </w:hyperlink>
     </w:p>
-    <w:bookmarkEnd w:id="48"/>
-    <w:bookmarkEnd w:id="49"/>
-    <w:bookmarkEnd w:id="50"/>
+    <w:bookmarkEnd w:id="59"/>
+    <w:bookmarkEnd w:id="60"/>
+    <w:bookmarkEnd w:id="61"/>
     <w:sectPr>
       <w:footnotePr>
         <w:numRestart w:val="eachSect"/>
@@ -4257,6 +5603,24 @@
     </w:lvlOverride>
   </w:num>
   <w:num w:numId="1007">
+    <w:abstractNumId w:val="991"/>
+  </w:num>
+  <w:num w:numId="1008">
+    <w:abstractNumId w:val="991"/>
+  </w:num>
+  <w:num w:numId="1009">
+    <w:abstractNumId w:val="991"/>
+  </w:num>
+  <w:num w:numId="1010">
+    <w:abstractNumId w:val="991"/>
+  </w:num>
+  <w:num w:numId="1011">
+    <w:abstractNumId w:val="991"/>
+  </w:num>
+  <w:num w:numId="1012">
+    <w:abstractNumId w:val="991"/>
+  </w:num>
+  <w:num w:numId="1013">
     <w:abstractNumId w:val="99411"/>
     <w:lvlOverride w:ilvl="0">
       <w:startOverride w:val="1"/>
@@ -4286,7 +5650,7 @@
       <w:startOverride w:val="1"/>
     </w:lvlOverride>
   </w:num>
-  <w:num w:numId="1008">
+  <w:num w:numId="1014">
     <w:abstractNumId w:val="991"/>
   </w:num>
 </w:numbering>

--- a/docs/The_Components_of_the_Soul_Thomas_Riebl.docx
+++ b/docs/The_Components_of_the_Soul_Thomas_Riebl.docx
@@ -147,7 +147,7 @@
       <w:r>
         <w:drawing>
           <wp:inline>
-            <wp:extent cx="5334000" cy="3867978"/>
+            <wp:extent cx="5334000" cy="3843130"/>
             <wp:effectExtent b="0" l="0" r="0" t="0"/>
             <wp:docPr descr="Diagram 1" title="" id="10" name="Picture"/>
             <a:graphic>
@@ -168,7 +168,7 @@
                   <pic:spPr bwMode="auto">
                     <a:xfrm>
                       <a:off x="0" y="0"/>
-                      <a:ext cx="5334000" cy="3867978"/>
+                      <a:ext cx="5334000" cy="3843130"/>
                     </a:xfrm>
                     <a:prstGeom prst="rect">
                       <a:avLst/>
@@ -783,7 +783,7 @@
       <w:r>
         <w:drawing>
           <wp:inline>
-            <wp:extent cx="5334000" cy="654326"/>
+            <wp:extent cx="5334000" cy="662608"/>
             <wp:effectExtent b="0" l="0" r="0" t="0"/>
             <wp:docPr descr="Diagram 2" title="" id="17" name="Picture"/>
             <a:graphic>
@@ -804,7 +804,7 @@
                   <pic:spPr bwMode="auto">
                     <a:xfrm>
                       <a:off x="0" y="0"/>
-                      <a:ext cx="5334000" cy="654326"/>
+                      <a:ext cx="5334000" cy="662608"/>
                     </a:xfrm>
                     <a:prstGeom prst="rect">
                       <a:avLst/>
@@ -1029,7 +1029,7 @@
       <w:r>
         <w:drawing>
           <wp:inline>
-            <wp:extent cx="5334000" cy="913694"/>
+            <wp:extent cx="5334000" cy="2037521"/>
             <wp:effectExtent b="0" l="0" r="0" t="0"/>
             <wp:docPr descr="Diagram 3" title="" id="21" name="Picture"/>
             <a:graphic>
@@ -1050,7 +1050,7 @@
                   <pic:spPr bwMode="auto">
                     <a:xfrm>
                       <a:off x="0" y="0"/>
-                      <a:ext cx="5334000" cy="913694"/>
+                      <a:ext cx="5334000" cy="2037521"/>
                     </a:xfrm>
                     <a:prstGeom prst="rect">
                       <a:avLst/>
@@ -1581,7 +1581,7 @@
       <w:r>
         <w:drawing>
           <wp:inline>
-            <wp:extent cx="5334000" cy="4944533"/>
+            <wp:extent cx="5334000" cy="4945765"/>
             <wp:effectExtent b="0" l="0" r="0" t="0"/>
             <wp:docPr descr="Diagram 4" title="" id="29" name="Picture"/>
             <a:graphic>
@@ -1602,7 +1602,7 @@
                   <pic:spPr bwMode="auto">
                     <a:xfrm>
                       <a:off x="0" y="0"/>
-                      <a:ext cx="5334000" cy="4944533"/>
+                      <a:ext cx="5334000" cy="4945765"/>
                     </a:xfrm>
                     <a:prstGeom prst="rect">
                       <a:avLst/>
@@ -1795,7 +1795,7 @@
       <w:r>
         <w:drawing>
           <wp:inline>
-            <wp:extent cx="5334000" cy="3530839"/>
+            <wp:extent cx="5334000" cy="3539226"/>
             <wp:effectExtent b="0" l="0" r="0" t="0"/>
             <wp:docPr descr="Diagram 5" title="" id="33" name="Picture"/>
             <a:graphic>
@@ -1816,7 +1816,7 @@
                   <pic:spPr bwMode="auto">
                     <a:xfrm>
                       <a:off x="0" y="0"/>
-                      <a:ext cx="5334000" cy="3530839"/>
+                      <a:ext cx="5334000" cy="3539226"/>
                     </a:xfrm>
                     <a:prstGeom prst="rect">
                       <a:avLst/>
@@ -2911,7 +2911,7 @@
       <w:r>
         <w:drawing>
           <wp:inline>
-            <wp:extent cx="5334000" cy="2953680"/>
+            <wp:extent cx="5334000" cy="2905512"/>
             <wp:effectExtent b="0" l="0" r="0" t="0"/>
             <wp:docPr descr="Diagram 6" title="" id="37" name="Picture"/>
             <a:graphic>
@@ -2932,7 +2932,7 @@
                   <pic:spPr bwMode="auto">
                     <a:xfrm>
                       <a:off x="0" y="0"/>
-                      <a:ext cx="5334000" cy="2953680"/>
+                      <a:ext cx="5334000" cy="2905512"/>
                     </a:xfrm>
                     <a:prstGeom prst="rect">
                       <a:avLst/>
@@ -3004,7 +3004,7 @@
       <w:r>
         <w:drawing>
           <wp:inline>
-            <wp:extent cx="5334000" cy="5076439"/>
+            <wp:extent cx="5334000" cy="5026588"/>
             <wp:effectExtent b="0" l="0" r="0" t="0"/>
             <wp:docPr descr="Diagram 7" title="" id="41" name="Picture"/>
             <a:graphic>
@@ -3025,7 +3025,7 @@
                   <pic:spPr bwMode="auto">
                     <a:xfrm>
                       <a:off x="0" y="0"/>
-                      <a:ext cx="5334000" cy="5076439"/>
+                      <a:ext cx="5334000" cy="5026588"/>
                     </a:xfrm>
                     <a:prstGeom prst="rect">
                       <a:avLst/>

--- a/docs/The_Components_of_the_Soul_Thomas_Riebl.docx
+++ b/docs/The_Components_of_the_Soul_Thomas_Riebl.docx
@@ -2,7 +2,7 @@
 <file path=word/document.xml><?xml version="1.0" encoding="utf-8"?>
 <w:document xmlns:w="http://schemas.openxmlformats.org/wordprocessingml/2006/main" xmlns:m="http://schemas.openxmlformats.org/officeDocument/2006/math" xmlns:r="http://schemas.openxmlformats.org/officeDocument/2006/relationships" xmlns:o="urn:schemas-microsoft-com:office:office" xmlns:v="urn:schemas-microsoft-com:vml" xmlns:w10="urn:schemas-microsoft-com:office:word" xmlns:a="http://schemas.openxmlformats.org/drawingml/2006/main" xmlns:pic="http://schemas.openxmlformats.org/drawingml/2006/picture" xmlns:wp="http://schemas.openxmlformats.org/drawingml/2006/wordprocessingDrawing">
   <w:body>
-    <w:bookmarkStart w:id="61" w:name="the-components-of-the-soul"/>
+    <w:bookmarkStart w:id="62" w:name="the-components-of-the-soul"/>
     <w:p>
       <w:pPr>
         <w:pStyle w:val="Heading1"/>
@@ -11,7 +11,7 @@
         <w:t xml:space="preserve">The Components of the Soul</w:t>
       </w:r>
     </w:p>
-    <w:bookmarkStart w:id="12" w:name="Xbbef3270933f94ecac57b88d3d6351e2326c910"/>
+    <w:bookmarkStart w:id="9" w:name="Xbbef3270933f94ecac57b88d3d6351e2326c910"/>
     <w:p>
       <w:pPr>
         <w:pStyle w:val="Heading2"/>
@@ -140,6 +140,409 @@
         </w:pict>
       </w:r>
     </w:p>
+    <w:bookmarkEnd w:id="9"/>
+    <w:bookmarkStart w:id="10" w:name="executive-summary-de-mystifying-the-soul"/>
+    <w:p>
+      <w:pPr>
+        <w:pStyle w:val="Heading2"/>
+      </w:pPr>
+      <w:r>
+        <w:t xml:space="preserve">Executive Summary: De-Mystifying the Soul</w:t>
+      </w:r>
+    </w:p>
+    <w:p>
+      <w:pPr>
+        <w:pStyle w:val="FirstParagraph"/>
+      </w:pPr>
+      <w:r>
+        <w:t xml:space="preserve">Throughout human history, the concept of the</w:t>
+      </w:r>
+      <w:r>
+        <w:t xml:space="preserve"> </w:t>
+      </w:r>
+      <w:r>
+        <w:rPr>
+          <w:b/>
+          <w:bCs/>
+        </w:rPr>
+        <w:t xml:space="preserve">“Soul”</w:t>
+      </w:r>
+      <w:r>
+        <w:t xml:space="preserve"> </w:t>
+      </w:r>
+      <w:r>
+        <w:t xml:space="preserve">(</w:t>
+      </w:r>
+      <w:r>
+        <w:rPr>
+          <w:i/>
+          <w:iCs/>
+        </w:rPr>
+        <w:t xml:space="preserve">Seele / Anima / Psyche</w:t>
+      </w:r>
+      <w:r>
+        <w:t xml:space="preserve">) has oscillated between two unsatisfactory extremes:</w:t>
+      </w:r>
+      <w:r>
+        <w:t xml:space="preserve"> </w:t>
+      </w:r>
+      <w:r>
+        <w:t xml:space="preserve">1.</w:t>
+      </w:r>
+      <w:r>
+        <w:t xml:space="preserve"> </w:t>
+      </w:r>
+      <w:r>
+        <w:rPr>
+          <w:b/>
+          <w:bCs/>
+        </w:rPr>
+        <w:t xml:space="preserve">Supernatural Dualism:</w:t>
+      </w:r>
+      <w:r>
+        <w:t xml:space="preserve"> </w:t>
+      </w:r>
+      <w:r>
+        <w:t xml:space="preserve">Treating the soul as an immaterial, magical</w:t>
+      </w:r>
+      <w:r>
+        <w:t xml:space="preserve"> </w:t>
+      </w:r>
+      <w:r>
+        <w:t xml:space="preserve">“ghost”</w:t>
+      </w:r>
+      <w:r>
+        <w:t xml:space="preserve"> </w:t>
+      </w:r>
+      <w:r>
+        <w:t xml:space="preserve">awkwardly inserted into a mechanical meat-robot.</w:t>
+      </w:r>
+      <w:r>
+        <w:t xml:space="preserve"> </w:t>
+      </w:r>
+      <w:r>
+        <w:t xml:space="preserve">2.</w:t>
+      </w:r>
+      <w:r>
+        <w:t xml:space="preserve"> </w:t>
+      </w:r>
+      <w:r>
+        <w:rPr>
+          <w:b/>
+          <w:bCs/>
+        </w:rPr>
+        <w:t xml:space="preserve">Eliminative Materialism:</w:t>
+      </w:r>
+      <w:r>
+        <w:t xml:space="preserve"> </w:t>
+      </w:r>
+      <w:r>
+        <w:t xml:space="preserve">Reducing the soul to a complete illusion—an accidental byproduct of dead matter with no genuine depth, purpose, or ontological reality.</w:t>
+      </w:r>
+    </w:p>
+    <w:p>
+      <w:pPr>
+        <w:pStyle w:val="BodyText"/>
+      </w:pPr>
+      <w:r>
+        <w:t xml:space="preserve">Within</w:t>
+      </w:r>
+      <w:r>
+        <w:t xml:space="preserve"> </w:t>
+      </w:r>
+      <w:r>
+        <w:rPr>
+          <w:b/>
+          <w:bCs/>
+        </w:rPr>
+        <w:t xml:space="preserve">The Conative-Integrative Framework (CIF)</w:t>
+      </w:r>
+      <w:r>
+        <w:t xml:space="preserve">, we formulate a rigorous, post-materialist and naturalistic definition:</w:t>
+      </w:r>
+    </w:p>
+    <w:p>
+      <w:pPr>
+        <w:pStyle w:val="BlockText"/>
+      </w:pPr>
+      <w:r>
+        <w:rPr>
+          <w:b/>
+          <w:bCs/>
+        </w:rPr>
+        <w:t xml:space="preserve">The Individual Soul is a localized, self-sustaining whirlpool (</w:t>
+      </w:r>
+      <w:r>
+        <w:rPr>
+          <w:b/>
+          <w:bCs/>
+          <w:i/>
+          <w:iCs/>
+        </w:rPr>
+        <w:t xml:space="preserve">dissociated alter</w:t>
+      </w:r>
+      <w:r>
+        <w:rPr>
+          <w:b/>
+          <w:bCs/>
+        </w:rPr>
+        <w:t xml:space="preserve">) within the universal field of Mind-at-Large. It is uniquely shaped by the sixfold intersection of: Universal Consciousness, Phylogenetic Genetics, The Thermodynamic Crucible of Chance &amp; Necessity, Transgenerational Epigenetics, Biographical Lifelong Learning, and the Dissociative Boundary of the Phenomenal Self-Model (PSM).</w:t>
+      </w:r>
+    </w:p>
+    <w:p>
+      <w:pPr>
+        <w:pStyle w:val="FirstParagraph"/>
+      </w:pPr>
+      <w:r>
+        <w:t xml:space="preserve">The soul is neither magical nor an illusion; it is</w:t>
+      </w:r>
+      <w:r>
+        <w:t xml:space="preserve"> </w:t>
+      </w:r>
+      <w:r>
+        <w:rPr>
+          <w:b/>
+          <w:bCs/>
+        </w:rPr>
+        <w:t xml:space="preserve">the concrete 1st-person interiority of an autopoietic living network actively sustaining its integrated causal power (</w:t>
+      </w:r>
+      <m:oMath>
+        <m:r>
+          <m:rPr>
+            <m:sty m:val="p"/>
+          </m:rPr>
+          <m:t>Φ</m:t>
+        </m:r>
+      </m:oMath>
+      <w:r>
+        <w:rPr>
+          <w:b/>
+          <w:bCs/>
+        </w:rPr>
+        <w:t xml:space="preserve">) across time.</w:t>
+      </w:r>
+    </w:p>
+    <w:p>
+      <w:r>
+        <w:pict>
+          <v:rect style="width:0;height:1.5pt" o:hralign="center" o:hrstd="t" o:hr="t"/>
+        </w:pict>
+      </w:r>
+    </w:p>
+    <w:bookmarkEnd w:id="10"/>
+    <w:bookmarkStart w:id="11" w:name="table-of-contents"/>
+    <w:p>
+      <w:pPr>
+        <w:pStyle w:val="Heading2"/>
+      </w:pPr>
+      <w:r>
+        <w:t xml:space="preserve">Table of Contents</w:t>
+      </w:r>
+    </w:p>
+    <w:p>
+      <w:pPr>
+        <w:pStyle w:val="Compact"/>
+        <w:numPr>
+          <w:ilvl w:val="0"/>
+          <w:numId w:val="1001"/>
+        </w:numPr>
+      </w:pPr>
+      <w:hyperlink w:anchor="Xedf42fce287535ea3bfff6d3632a7e01c026c2e">
+        <w:r>
+          <w:rPr>
+            <w:rStyle w:val="Hyperlink"/>
+          </w:rPr>
+          <w:t xml:space="preserve">Architectural Master Map: The 6 Layers of the Soul</w:t>
+        </w:r>
+      </w:hyperlink>
+    </w:p>
+    <w:p>
+      <w:pPr>
+        <w:pStyle w:val="Compact"/>
+        <w:numPr>
+          <w:ilvl w:val="0"/>
+          <w:numId w:val="1001"/>
+        </w:numPr>
+      </w:pPr>
+      <w:hyperlink w:anchor="Xf21bc0368aed6d2a529e14a758592e63ce995bb">
+        <w:r>
+          <w:rPr>
+            <w:rStyle w:val="Hyperlink"/>
+          </w:rPr>
+          <w:t xml:space="preserve">1. The Ontological Ground: Mind-at-Large (TWE)</w:t>
+        </w:r>
+      </w:hyperlink>
+    </w:p>
+    <w:p>
+      <w:pPr>
+        <w:pStyle w:val="Compact"/>
+        <w:numPr>
+          <w:ilvl w:val="0"/>
+          <w:numId w:val="1001"/>
+        </w:numPr>
+      </w:pPr>
+      <w:hyperlink w:anchor="X169ea719b65155e4dae2461998cafdffa1d42e2">
+        <w:r>
+          <w:rPr>
+            <w:rStyle w:val="Hyperlink"/>
+          </w:rPr>
+          <w:t xml:space="preserve">2. The Phylogenetic Anchor: Genetics as the Ancient Prior</w:t>
+        </w:r>
+      </w:hyperlink>
+    </w:p>
+    <w:p>
+      <w:pPr>
+        <w:pStyle w:val="Compact"/>
+        <w:numPr>
+          <w:ilvl w:val="0"/>
+          <w:numId w:val="1001"/>
+        </w:numPr>
+      </w:pPr>
+      <w:hyperlink w:anchor="Xc31727b204c9f884a41d14800a1340d03807c02">
+        <w:r>
+          <w:rPr>
+            <w:rStyle w:val="Hyperlink"/>
+          </w:rPr>
+          <w:t xml:space="preserve">3. The Crucible of Chance and Necessity: Monod and Eigen’s Evolutionary Engine</w:t>
+        </w:r>
+      </w:hyperlink>
+    </w:p>
+    <w:p>
+      <w:pPr>
+        <w:pStyle w:val="Compact"/>
+        <w:numPr>
+          <w:ilvl w:val="0"/>
+          <w:numId w:val="1001"/>
+        </w:numPr>
+      </w:pPr>
+      <w:hyperlink w:anchor="Xe227c51f63f65ed4e9d8a24f9ee9a3610111a82">
+        <w:r>
+          <w:rPr>
+            <w:rStyle w:val="Hyperlink"/>
+          </w:rPr>
+          <w:t xml:space="preserve">4. The Transgenerational Resonance: Epigenetics as Environmental Gating</w:t>
+        </w:r>
+      </w:hyperlink>
+    </w:p>
+    <w:p>
+      <w:pPr>
+        <w:pStyle w:val="Compact"/>
+        <w:numPr>
+          <w:ilvl w:val="0"/>
+          <w:numId w:val="1001"/>
+        </w:numPr>
+      </w:pPr>
+      <w:hyperlink w:anchor="Xba6739b4e2be23319d9edc00de9628e610ed21e">
+        <w:r>
+          <w:rPr>
+            <w:rStyle w:val="Hyperlink"/>
+          </w:rPr>
+          <w:t xml:space="preserve">5. The Ontogenetic Tapestry: Lifelong Learning and the Predictive Self</w:t>
+        </w:r>
+      </w:hyperlink>
+    </w:p>
+    <w:p>
+      <w:pPr>
+        <w:pStyle w:val="Compact"/>
+        <w:numPr>
+          <w:ilvl w:val="0"/>
+          <w:numId w:val="1001"/>
+        </w:numPr>
+      </w:pPr>
+      <w:hyperlink w:anchor="Xe7d34bc53230d8e9112580acfed3da67a8fd2e2">
+        <w:r>
+          <w:rPr>
+            <w:rStyle w:val="Hyperlink"/>
+          </w:rPr>
+          <w:t xml:space="preserve">6. The Dissociative Boundary: Markov Blankets and the Ego Tunnel</w:t>
+        </w:r>
+      </w:hyperlink>
+    </w:p>
+    <w:p>
+      <w:pPr>
+        <w:pStyle w:val="Compact"/>
+        <w:numPr>
+          <w:ilvl w:val="0"/>
+          <w:numId w:val="1001"/>
+        </w:numPr>
+      </w:pPr>
+      <w:hyperlink w:anchor="Xdd7bf71b3fae3220b816b7e92e0a1b58bb5b39f">
+        <w:r>
+          <w:rPr>
+            <w:rStyle w:val="Hyperlink"/>
+          </w:rPr>
+          <w:t xml:space="preserve">7. The Synthesis: The Architecture and Quantitative Derivation of the Soul</w:t>
+        </w:r>
+      </w:hyperlink>
+    </w:p>
+    <w:p>
+      <w:pPr>
+        <w:pStyle w:val="Compact"/>
+        <w:numPr>
+          <w:ilvl w:val="0"/>
+          <w:numId w:val="1001"/>
+        </w:numPr>
+      </w:pPr>
+      <w:hyperlink w:anchor="X2bec05451bf7ddbfcb1ec243008cf1359cbce74">
+        <w:r>
+          <w:rPr>
+            <w:rStyle w:val="Hyperlink"/>
+          </w:rPr>
+          <w:t xml:space="preserve">8. Death, Dissolution, and Minimal Phenomenal Experience (MPE)</w:t>
+        </w:r>
+      </w:hyperlink>
+    </w:p>
+    <w:p>
+      <w:pPr>
+        <w:pStyle w:val="Compact"/>
+        <w:numPr>
+          <w:ilvl w:val="0"/>
+          <w:numId w:val="1001"/>
+        </w:numPr>
+      </w:pPr>
+      <w:hyperlink w:anchor="Xb8a5eeed3840bf42c96cc3b0a0ad96099f3bfef">
+        <w:r>
+          <w:rPr>
+            <w:rStyle w:val="Hyperlink"/>
+          </w:rPr>
+          <w:t xml:space="preserve">9. References &amp; Academic Bibliography</w:t>
+        </w:r>
+      </w:hyperlink>
+    </w:p>
+    <w:p>
+      <w:pPr>
+        <w:pStyle w:val="Compact"/>
+        <w:numPr>
+          <w:ilvl w:val="0"/>
+          <w:numId w:val="1001"/>
+        </w:numPr>
+      </w:pPr>
+      <w:hyperlink w:anchor="X90565c0bb9c74a256ac319d15024665f986d4aa">
+        <w:r>
+          <w:rPr>
+            <w:rStyle w:val="Hyperlink"/>
+          </w:rPr>
+          <w:t xml:space="preserve">10. Tool Attribution &amp; Colophon</w:t>
+        </w:r>
+      </w:hyperlink>
+    </w:p>
+    <w:p>
+      <w:r>
+        <w:pict>
+          <v:rect style="width:0;height:1.5pt" o:hralign="center" o:hrstd="t" o:hr="t"/>
+        </w:pict>
+      </w:r>
+    </w:p>
+    <w:bookmarkEnd w:id="11"/>
+    <w:bookmarkStart w:id="15" w:name="Xedf42fce287535ea3bfff6d3632a7e01c026c2e"/>
+    <w:p>
+      <w:pPr>
+        <w:pStyle w:val="Heading2"/>
+      </w:pPr>
+      <w:r>
+        <w:t xml:space="preserve">Architectural Master Map: The 6 Layers of the Soul</w:t>
+      </w:r>
+    </w:p>
     <w:p>
       <w:pPr>
         <w:pStyle w:val="CaptionedFigure"/>
@@ -147,20 +550,20 @@
       <w:r>
         <w:drawing>
           <wp:inline>
-            <wp:extent cx="5334000" cy="3843130"/>
+            <wp:extent cx="5334000" cy="7026584"/>
             <wp:effectExtent b="0" l="0" r="0" t="0"/>
-            <wp:docPr descr="Diagram 1" title="" id="10" name="Picture"/>
+            <wp:docPr descr="Diagram 1" title="" id="13" name="Picture"/>
             <a:graphic>
               <a:graphicData uri="http://schemas.openxmlformats.org/drawingml/2006/picture">
                 <pic:pic>
                   <pic:nvPicPr>
-                    <pic:cNvPr descr="/tmp/docx_diagrams_soul/diagram_0.png" id="11" name="Picture"/>
+                    <pic:cNvPr descr="/tmp/docx_diagrams_soul/diagram_0.png" id="14" name="Picture"/>
                     <pic:cNvPicPr>
                       <a:picLocks noChangeArrowheads="1" noChangeAspect="1"/>
                     </pic:cNvPicPr>
                   </pic:nvPicPr>
                   <pic:blipFill>
-                    <a:blip r:embed="rId9"/>
+                    <a:blip r:embed="rId12"/>
                     <a:stretch>
                       <a:fillRect/>
                     </a:stretch>
@@ -168,7 +571,7 @@
                   <pic:spPr bwMode="auto">
                     <a:xfrm>
                       <a:off x="0" y="0"/>
-                      <a:ext cx="5334000" cy="3843130"/>
+                      <a:ext cx="5334000" cy="7026584"/>
                     </a:xfrm>
                     <a:prstGeom prst="rect">
                       <a:avLst/>
@@ -195,6 +598,7 @@
         <w:t xml:space="preserve">Diagram 1</w:t>
       </w:r>
     </w:p>
+    <w:bookmarkEnd w:id="15"/>
     <w:p>
       <w:r>
         <w:pict>
@@ -202,401 +606,7 @@
         </w:pict>
       </w:r>
     </w:p>
-    <w:bookmarkEnd w:id="12"/>
-    <w:bookmarkStart w:id="13" w:name="table-of-contents"/>
-    <w:p>
-      <w:pPr>
-        <w:pStyle w:val="Heading2"/>
-      </w:pPr>
-      <w:r>
-        <w:t xml:space="preserve">Table of Contents</w:t>
-      </w:r>
-    </w:p>
-    <w:p>
-      <w:pPr>
-        <w:pStyle w:val="Compact"/>
-        <w:numPr>
-          <w:ilvl w:val="0"/>
-          <w:numId w:val="1001"/>
-        </w:numPr>
-      </w:pPr>
-      <w:hyperlink w:anchor="executive-summary-de-mystifying-the-soul">
-        <w:r>
-          <w:rPr>
-            <w:rStyle w:val="Hyperlink"/>
-          </w:rPr>
-          <w:t xml:space="preserve">Executive Summary: De-Mystifying the Soul</w:t>
-        </w:r>
-      </w:hyperlink>
-    </w:p>
-    <w:p>
-      <w:pPr>
-        <w:pStyle w:val="Compact"/>
-        <w:numPr>
-          <w:ilvl w:val="0"/>
-          <w:numId w:val="1001"/>
-        </w:numPr>
-      </w:pPr>
-      <w:hyperlink w:anchor="Xf21bc0368aed6d2a529e14a758592e63ce995bb">
-        <w:r>
-          <w:rPr>
-            <w:rStyle w:val="Hyperlink"/>
-          </w:rPr>
-          <w:t xml:space="preserve">1. The Ontological Ground: Mind-at-Large (TWE)</w:t>
-        </w:r>
-      </w:hyperlink>
-    </w:p>
-    <w:p>
-      <w:pPr>
-        <w:pStyle w:val="Compact"/>
-        <w:numPr>
-          <w:ilvl w:val="0"/>
-          <w:numId w:val="1001"/>
-        </w:numPr>
-      </w:pPr>
-      <w:hyperlink w:anchor="X169ea719b65155e4dae2461998cafdffa1d42e2">
-        <w:r>
-          <w:rPr>
-            <w:rStyle w:val="Hyperlink"/>
-          </w:rPr>
-          <w:t xml:space="preserve">2. The Phylogenetic Anchor: Genetics as the Ancient Prior</w:t>
-        </w:r>
-      </w:hyperlink>
-    </w:p>
-    <w:p>
-      <w:pPr>
-        <w:pStyle w:val="Compact"/>
-        <w:numPr>
-          <w:ilvl w:val="0"/>
-          <w:numId w:val="1001"/>
-        </w:numPr>
-      </w:pPr>
-      <w:hyperlink w:anchor="Xc31727b204c9f884a41d14800a1340d03807c02">
-        <w:r>
-          <w:rPr>
-            <w:rStyle w:val="Hyperlink"/>
-          </w:rPr>
-          <w:t xml:space="preserve">3. The Crucible of Chance and Necessity: Monod and Eigen’s Evolutionary Engine</w:t>
-        </w:r>
-      </w:hyperlink>
-    </w:p>
-    <w:p>
-      <w:pPr>
-        <w:pStyle w:val="Compact"/>
-        <w:numPr>
-          <w:ilvl w:val="0"/>
-          <w:numId w:val="1001"/>
-        </w:numPr>
-      </w:pPr>
-      <w:hyperlink w:anchor="Xe227c51f63f65ed4e9d8a24f9ee9a3610111a82">
-        <w:r>
-          <w:rPr>
-            <w:rStyle w:val="Hyperlink"/>
-          </w:rPr>
-          <w:t xml:space="preserve">4. The Transgenerational Resonance: Epigenetics as Environmental Gating</w:t>
-        </w:r>
-      </w:hyperlink>
-    </w:p>
-    <w:p>
-      <w:pPr>
-        <w:pStyle w:val="Compact"/>
-        <w:numPr>
-          <w:ilvl w:val="0"/>
-          <w:numId w:val="1001"/>
-        </w:numPr>
-      </w:pPr>
-      <w:hyperlink w:anchor="Xba6739b4e2be23319d9edc00de9628e610ed21e">
-        <w:r>
-          <w:rPr>
-            <w:rStyle w:val="Hyperlink"/>
-          </w:rPr>
-          <w:t xml:space="preserve">5. The Ontogenetic Tapestry: Lifelong Learning and the Predictive Self</w:t>
-        </w:r>
-      </w:hyperlink>
-    </w:p>
-    <w:p>
-      <w:pPr>
-        <w:pStyle w:val="Compact"/>
-        <w:numPr>
-          <w:ilvl w:val="0"/>
-          <w:numId w:val="1001"/>
-        </w:numPr>
-      </w:pPr>
-      <w:hyperlink w:anchor="Xe7d34bc53230d8e9112580acfed3da67a8fd2e2">
-        <w:r>
-          <w:rPr>
-            <w:rStyle w:val="Hyperlink"/>
-          </w:rPr>
-          <w:t xml:space="preserve">6. The Dissociative Boundary: Markov Blankets and the Ego Tunnel</w:t>
-        </w:r>
-      </w:hyperlink>
-    </w:p>
-    <w:p>
-      <w:pPr>
-        <w:pStyle w:val="Compact"/>
-        <w:numPr>
-          <w:ilvl w:val="0"/>
-          <w:numId w:val="1001"/>
-        </w:numPr>
-      </w:pPr>
-      <w:hyperlink w:anchor="Xdd7bf71b3fae3220b816b7e92e0a1b58bb5b39f">
-        <w:r>
-          <w:rPr>
-            <w:rStyle w:val="Hyperlink"/>
-          </w:rPr>
-          <w:t xml:space="preserve">7. The Synthesis: The Architecture and Quantitative Derivation of the Soul</w:t>
-        </w:r>
-      </w:hyperlink>
-    </w:p>
-    <w:p>
-      <w:pPr>
-        <w:pStyle w:val="Compact"/>
-        <w:numPr>
-          <w:ilvl w:val="0"/>
-          <w:numId w:val="1001"/>
-        </w:numPr>
-      </w:pPr>
-      <w:hyperlink w:anchor="X2bec05451bf7ddbfcb1ec243008cf1359cbce74">
-        <w:r>
-          <w:rPr>
-            <w:rStyle w:val="Hyperlink"/>
-          </w:rPr>
-          <w:t xml:space="preserve">8. Death, Dissolution, and Minimal Phenomenal Experience (MPE)</w:t>
-        </w:r>
-      </w:hyperlink>
-    </w:p>
-    <w:p>
-      <w:pPr>
-        <w:pStyle w:val="Compact"/>
-        <w:numPr>
-          <w:ilvl w:val="0"/>
-          <w:numId w:val="1001"/>
-        </w:numPr>
-      </w:pPr>
-      <w:hyperlink w:anchor="Xb8a5eeed3840bf42c96cc3b0a0ad96099f3bfef">
-        <w:r>
-          <w:rPr>
-            <w:rStyle w:val="Hyperlink"/>
-          </w:rPr>
-          <w:t xml:space="preserve">9. References &amp; Academic Bibliography</w:t>
-        </w:r>
-      </w:hyperlink>
-    </w:p>
-    <w:p>
-      <w:pPr>
-        <w:pStyle w:val="Compact"/>
-        <w:numPr>
-          <w:ilvl w:val="0"/>
-          <w:numId w:val="1001"/>
-        </w:numPr>
-      </w:pPr>
-      <w:hyperlink w:anchor="X90565c0bb9c74a256ac319d15024665f986d4aa">
-        <w:r>
-          <w:rPr>
-            <w:rStyle w:val="Hyperlink"/>
-          </w:rPr>
-          <w:t xml:space="preserve">10. Tool Attribution &amp; Colophon</w:t>
-        </w:r>
-      </w:hyperlink>
-    </w:p>
-    <w:p>
-      <w:r>
-        <w:pict>
-          <v:rect style="width:0;height:1.5pt" o:hralign="center" o:hrstd="t" o:hr="t"/>
-        </w:pict>
-      </w:r>
-    </w:p>
-    <w:bookmarkEnd w:id="13"/>
-    <w:bookmarkStart w:id="14" w:name="executive-summary-de-mystifying-the-soul"/>
-    <w:p>
-      <w:pPr>
-        <w:pStyle w:val="Heading2"/>
-      </w:pPr>
-      <w:r>
-        <w:t xml:space="preserve">Executive Summary: De-Mystifying the Soul</w:t>
-      </w:r>
-    </w:p>
-    <w:p>
-      <w:pPr>
-        <w:pStyle w:val="FirstParagraph"/>
-      </w:pPr>
-      <w:r>
-        <w:t xml:space="preserve">Throughout human history, the concept of the</w:t>
-      </w:r>
-      <w:r>
-        <w:t xml:space="preserve"> </w:t>
-      </w:r>
-      <w:r>
-        <w:rPr>
-          <w:b/>
-          <w:bCs/>
-        </w:rPr>
-        <w:t xml:space="preserve">“Soul”</w:t>
-      </w:r>
-      <w:r>
-        <w:t xml:space="preserve"> </w:t>
-      </w:r>
-      <w:r>
-        <w:t xml:space="preserve">(</w:t>
-      </w:r>
-      <w:r>
-        <w:rPr>
-          <w:i/>
-          <w:iCs/>
-        </w:rPr>
-        <w:t xml:space="preserve">Seele / Anima / Psyche</w:t>
-      </w:r>
-      <w:r>
-        <w:t xml:space="preserve">) has oscillated between two unsatisfactory extremes:</w:t>
-      </w:r>
-      <w:r>
-        <w:t xml:space="preserve"> </w:t>
-      </w:r>
-      <w:r>
-        <w:t xml:space="preserve">1.</w:t>
-      </w:r>
-      <w:r>
-        <w:t xml:space="preserve"> </w:t>
-      </w:r>
-      <w:r>
-        <w:rPr>
-          <w:b/>
-          <w:bCs/>
-        </w:rPr>
-        <w:t xml:space="preserve">Supernatural Dualism:</w:t>
-      </w:r>
-      <w:r>
-        <w:t xml:space="preserve"> </w:t>
-      </w:r>
-      <w:r>
-        <w:t xml:space="preserve">Treating the soul as an immaterial, magical</w:t>
-      </w:r>
-      <w:r>
-        <w:t xml:space="preserve"> </w:t>
-      </w:r>
-      <w:r>
-        <w:t xml:space="preserve">“ghost”</w:t>
-      </w:r>
-      <w:r>
-        <w:t xml:space="preserve"> </w:t>
-      </w:r>
-      <w:r>
-        <w:t xml:space="preserve">awkwardly inserted into a mechanical meat-robot.</w:t>
-      </w:r>
-      <w:r>
-        <w:t xml:space="preserve"> </w:t>
-      </w:r>
-      <w:r>
-        <w:t xml:space="preserve">2.</w:t>
-      </w:r>
-      <w:r>
-        <w:t xml:space="preserve"> </w:t>
-      </w:r>
-      <w:r>
-        <w:rPr>
-          <w:b/>
-          <w:bCs/>
-        </w:rPr>
-        <w:t xml:space="preserve">Eliminative Materialism:</w:t>
-      </w:r>
-      <w:r>
-        <w:t xml:space="preserve"> </w:t>
-      </w:r>
-      <w:r>
-        <w:t xml:space="preserve">Reducing the soul to a complete illusion—an accidental byproduct of dead matter with no genuine depth, purpose, or ontological reality.</w:t>
-      </w:r>
-    </w:p>
-    <w:p>
-      <w:pPr>
-        <w:pStyle w:val="BodyText"/>
-      </w:pPr>
-      <w:r>
-        <w:t xml:space="preserve">Within</w:t>
-      </w:r>
-      <w:r>
-        <w:t xml:space="preserve"> </w:t>
-      </w:r>
-      <w:r>
-        <w:rPr>
-          <w:b/>
-          <w:bCs/>
-        </w:rPr>
-        <w:t xml:space="preserve">The Conative-Integrative Framework (CIF)</w:t>
-      </w:r>
-      <w:r>
-        <w:t xml:space="preserve">, we formulate a rigorous, post-materialist and naturalistic definition:</w:t>
-      </w:r>
-    </w:p>
-    <w:p>
-      <w:pPr>
-        <w:pStyle w:val="BlockText"/>
-      </w:pPr>
-      <w:r>
-        <w:rPr>
-          <w:b/>
-          <w:bCs/>
-        </w:rPr>
-        <w:t xml:space="preserve">The Individual Soul is a localized, self-sustaining whirlpool (</w:t>
-      </w:r>
-      <w:r>
-        <w:rPr>
-          <w:b/>
-          <w:bCs/>
-          <w:i/>
-          <w:iCs/>
-        </w:rPr>
-        <w:t xml:space="preserve">dissociated alter</w:t>
-      </w:r>
-      <w:r>
-        <w:rPr>
-          <w:b/>
-          <w:bCs/>
-        </w:rPr>
-        <w:t xml:space="preserve">) within the universal field of Mind-at-Large. It is uniquely shaped by the sixfold intersection of: Universal Consciousness, Phylogenetic Genetics, The Thermodynamic Crucible of Chance &amp; Necessity, Transgenerational Epigenetics, Biographical Lifelong Learning, and the Dissociative Boundary of the Phenomenal Self-Model (PSM).</w:t>
-      </w:r>
-    </w:p>
-    <w:p>
-      <w:pPr>
-        <w:pStyle w:val="FirstParagraph"/>
-      </w:pPr>
-      <w:r>
-        <w:t xml:space="preserve">The soul is neither magical nor an illusion; it is</w:t>
-      </w:r>
-      <w:r>
-        <w:t xml:space="preserve"> </w:t>
-      </w:r>
-      <w:r>
-        <w:rPr>
-          <w:b/>
-          <w:bCs/>
-        </w:rPr>
-        <w:t xml:space="preserve">the concrete 1st-person interiority of an autopoietic living network actively sustaining its integrated causal power (</w:t>
-      </w:r>
-      <m:oMath>
-        <m:r>
-          <m:rPr>
-            <m:sty m:val="p"/>
-          </m:rPr>
-          <m:t>Φ</m:t>
-        </m:r>
-      </m:oMath>
-      <w:r>
-        <w:rPr>
-          <w:b/>
-          <w:bCs/>
-        </w:rPr>
-        <w:t xml:space="preserve">) across time.</w:t>
-      </w:r>
-    </w:p>
-    <w:p>
-      <w:r>
-        <w:pict>
-          <v:rect style="width:0;height:1.5pt" o:hralign="center" o:hrstd="t" o:hr="t"/>
-        </w:pict>
-      </w:r>
-    </w:p>
-    <w:bookmarkEnd w:id="14"/>
-    <w:bookmarkStart w:id="15" w:name="the-ontological-ground-mind-at-large-twe"/>
+    <w:bookmarkStart w:id="16" w:name="the-ontological-ground-mind-at-large-twe"/>
     <w:p>
       <w:pPr>
         <w:pStyle w:val="Heading2"/>
@@ -745,8 +755,8 @@
         </w:pict>
       </w:r>
     </w:p>
-    <w:bookmarkEnd w:id="15"/>
-    <w:bookmarkStart w:id="19" w:name="X7c138d4aa98139cf6baeabf911fa9d9c7027760"/>
+    <w:bookmarkEnd w:id="16"/>
+    <w:bookmarkStart w:id="20" w:name="X7c138d4aa98139cf6baeabf911fa9d9c7027760"/>
     <w:p>
       <w:pPr>
         <w:pStyle w:val="Heading2"/>
@@ -783,20 +793,20 @@
       <w:r>
         <w:drawing>
           <wp:inline>
-            <wp:extent cx="5334000" cy="662608"/>
+            <wp:extent cx="5334000" cy="585931"/>
             <wp:effectExtent b="0" l="0" r="0" t="0"/>
-            <wp:docPr descr="Diagram 2" title="" id="17" name="Picture"/>
+            <wp:docPr descr="Diagram 2" title="" id="18" name="Picture"/>
             <a:graphic>
               <a:graphicData uri="http://schemas.openxmlformats.org/drawingml/2006/picture">
                 <pic:pic>
                   <pic:nvPicPr>
-                    <pic:cNvPr descr="/tmp/docx_diagrams_soul/diagram_1.png" id="18" name="Picture"/>
+                    <pic:cNvPr descr="/tmp/docx_diagrams_soul/diagram_1.png" id="19" name="Picture"/>
                     <pic:cNvPicPr>
                       <a:picLocks noChangeArrowheads="1" noChangeAspect="1"/>
                     </pic:cNvPicPr>
                   </pic:nvPicPr>
                   <pic:blipFill>
-                    <a:blip r:embed="rId16"/>
+                    <a:blip r:embed="rId17"/>
                     <a:stretch>
                       <a:fillRect/>
                     </a:stretch>
@@ -804,7 +814,7 @@
                   <pic:spPr bwMode="auto">
                     <a:xfrm>
                       <a:off x="0" y="0"/>
-                      <a:ext cx="5334000" cy="662608"/>
+                      <a:ext cx="5334000" cy="585931"/>
                     </a:xfrm>
                     <a:prstGeom prst="rect">
                       <a:avLst/>
@@ -991,8 +1001,8 @@
         </w:pict>
       </w:r>
     </w:p>
-    <w:bookmarkEnd w:id="19"/>
-    <w:bookmarkStart w:id="26" w:name="X293220e2b730e427c16855a2a7f62d3f4ae8e02"/>
+    <w:bookmarkEnd w:id="20"/>
+    <w:bookmarkStart w:id="27" w:name="X293220e2b730e427c16855a2a7f62d3f4ae8e02"/>
     <w:p>
       <w:pPr>
         <w:pStyle w:val="Heading2"/>
@@ -1029,20 +1039,20 @@
       <w:r>
         <w:drawing>
           <wp:inline>
-            <wp:extent cx="5334000" cy="2037521"/>
+            <wp:extent cx="5334000" cy="2006984"/>
             <wp:effectExtent b="0" l="0" r="0" t="0"/>
-            <wp:docPr descr="Diagram 3" title="" id="21" name="Picture"/>
+            <wp:docPr descr="Diagram 3" title="" id="22" name="Picture"/>
             <a:graphic>
               <a:graphicData uri="http://schemas.openxmlformats.org/drawingml/2006/picture">
                 <pic:pic>
                   <pic:nvPicPr>
-                    <pic:cNvPr descr="/tmp/docx_diagrams_soul/diagram_2.png" id="22" name="Picture"/>
+                    <pic:cNvPr descr="/tmp/docx_diagrams_soul/diagram_2.png" id="23" name="Picture"/>
                     <pic:cNvPicPr>
                       <a:picLocks noChangeArrowheads="1" noChangeAspect="1"/>
                     </pic:cNvPicPr>
                   </pic:nvPicPr>
                   <pic:blipFill>
-                    <a:blip r:embed="rId20"/>
+                    <a:blip r:embed="rId21"/>
                     <a:stretch>
                       <a:fillRect/>
                     </a:stretch>
@@ -1050,7 +1060,7 @@
                   <pic:spPr bwMode="auto">
                     <a:xfrm>
                       <a:off x="0" y="0"/>
-                      <a:ext cx="5334000" cy="2037521"/>
+                      <a:ext cx="5334000" cy="2006984"/>
                     </a:xfrm>
                     <a:prstGeom prst="rect">
                       <a:avLst/>
@@ -1077,7 +1087,7 @@
         <w:t xml:space="preserve">Diagram 3</w:t>
       </w:r>
     </w:p>
-    <w:bookmarkStart w:id="23" w:name="Xef827e030e8818d734b2ebf73c5039579efb3ad"/>
+    <w:bookmarkStart w:id="24" w:name="Xef827e030e8818d734b2ebf73c5039579efb3ad"/>
     <w:p>
       <w:pPr>
         <w:pStyle w:val="Heading3"/>
@@ -1202,8 +1212,8 @@
         <w:t xml:space="preserve">Once drawn from the roulette wheel of chance, every biological variation is mercilessly tested against the invariant, deterministic laws of thermodynamics, biochemistry, and teleonomic survival. If a mutation violates metabolic coherence, the organism perishes.</w:t>
       </w:r>
     </w:p>
-    <w:bookmarkEnd w:id="23"/>
-    <w:bookmarkStart w:id="24" w:name="X6d5dc20084356b4fe280bb631213aaca57c5ba9"/>
+    <w:bookmarkEnd w:id="24"/>
+    <w:bookmarkStart w:id="25" w:name="X6d5dc20084356b4fe280bb631213aaca57c5ba9"/>
     <w:p>
       <w:pPr>
         <w:pStyle w:val="Heading3"/>
@@ -1319,8 +1329,8 @@
         <w:t xml:space="preserve">Evolutionary self-organization is a cosmic game played with loaded dice—where chance proposes random moves, but the deterministic feedback rules of the hypercycle select and stabilize coherent macro-structures.</w:t>
       </w:r>
     </w:p>
-    <w:bookmarkEnd w:id="24"/>
-    <w:bookmarkStart w:id="25" w:name="role-in-the-architecture-of-the-soul"/>
+    <w:bookmarkEnd w:id="25"/>
+    <w:bookmarkStart w:id="26" w:name="role-in-the-architecture-of-the-soul"/>
     <w:p>
       <w:pPr>
         <w:pStyle w:val="Heading3"/>
@@ -1386,9 +1396,9 @@
         </w:pict>
       </w:r>
     </w:p>
-    <w:bookmarkEnd w:id="25"/>
     <w:bookmarkEnd w:id="26"/>
-    <w:bookmarkStart w:id="27" w:name="Xc61124c09b6daa7086cdf86eb5ca04a2dd6b193"/>
+    <w:bookmarkEnd w:id="27"/>
+    <w:bookmarkStart w:id="28" w:name="Xc61124c09b6daa7086cdf86eb5ca04a2dd6b193"/>
     <w:p>
       <w:pPr>
         <w:pStyle w:val="Heading2"/>
@@ -1543,8 +1553,8 @@
         </w:pict>
       </w:r>
     </w:p>
-    <w:bookmarkEnd w:id="27"/>
-    <w:bookmarkStart w:id="31" w:name="Xac9a648eb0316d8046fd78cd9d59f2cb606d612"/>
+    <w:bookmarkEnd w:id="28"/>
+    <w:bookmarkStart w:id="32" w:name="Xac9a648eb0316d8046fd78cd9d59f2cb606d612"/>
     <w:p>
       <w:pPr>
         <w:pStyle w:val="Heading2"/>
@@ -1581,20 +1591,20 @@
       <w:r>
         <w:drawing>
           <wp:inline>
-            <wp:extent cx="5334000" cy="4945765"/>
+            <wp:extent cx="5334000" cy="4997188"/>
             <wp:effectExtent b="0" l="0" r="0" t="0"/>
-            <wp:docPr descr="Diagram 4" title="" id="29" name="Picture"/>
+            <wp:docPr descr="Diagram 4" title="" id="30" name="Picture"/>
             <a:graphic>
               <a:graphicData uri="http://schemas.openxmlformats.org/drawingml/2006/picture">
                 <pic:pic>
                   <pic:nvPicPr>
-                    <pic:cNvPr descr="/tmp/docx_diagrams_soul/diagram_3.png" id="30" name="Picture"/>
+                    <pic:cNvPr descr="/tmp/docx_diagrams_soul/diagram_3.png" id="31" name="Picture"/>
                     <pic:cNvPicPr>
                       <a:picLocks noChangeArrowheads="1" noChangeAspect="1"/>
                     </pic:cNvPicPr>
                   </pic:nvPicPr>
                   <pic:blipFill>
-                    <a:blip r:embed="rId28"/>
+                    <a:blip r:embed="rId29"/>
                     <a:stretch>
                       <a:fillRect/>
                     </a:stretch>
@@ -1602,7 +1612,7 @@
                   <pic:spPr bwMode="auto">
                     <a:xfrm>
                       <a:off x="0" y="0"/>
-                      <a:ext cx="5334000" cy="4945765"/>
+                      <a:ext cx="5334000" cy="4997188"/>
                     </a:xfrm>
                     <a:prstGeom prst="rect">
                       <a:avLst/>
@@ -1770,8 +1780,8 @@
         </w:pict>
       </w:r>
     </w:p>
-    <w:bookmarkEnd w:id="31"/>
-    <w:bookmarkStart w:id="35" w:name="X4655be5d1df81adec123e27565de38933d9b011"/>
+    <w:bookmarkEnd w:id="32"/>
+    <w:bookmarkStart w:id="36" w:name="X4655be5d1df81adec123e27565de38933d9b011"/>
     <w:p>
       <w:pPr>
         <w:pStyle w:val="Heading2"/>
@@ -1795,20 +1805,20 @@
       <w:r>
         <w:drawing>
           <wp:inline>
-            <wp:extent cx="5334000" cy="3539226"/>
+            <wp:extent cx="5334000" cy="3531053"/>
             <wp:effectExtent b="0" l="0" r="0" t="0"/>
-            <wp:docPr descr="Diagram 5" title="" id="33" name="Picture"/>
+            <wp:docPr descr="Diagram 5" title="" id="34" name="Picture"/>
             <a:graphic>
               <a:graphicData uri="http://schemas.openxmlformats.org/drawingml/2006/picture">
                 <pic:pic>
                   <pic:nvPicPr>
-                    <pic:cNvPr descr="/tmp/docx_diagrams_soul/diagram_4.png" id="34" name="Picture"/>
+                    <pic:cNvPr descr="/tmp/docx_diagrams_soul/diagram_4.png" id="35" name="Picture"/>
                     <pic:cNvPicPr>
                       <a:picLocks noChangeArrowheads="1" noChangeAspect="1"/>
                     </pic:cNvPicPr>
                   </pic:nvPicPr>
                   <pic:blipFill>
-                    <a:blip r:embed="rId32"/>
+                    <a:blip r:embed="rId33"/>
                     <a:stretch>
                       <a:fillRect/>
                     </a:stretch>
@@ -1816,7 +1826,7 @@
                   <pic:spPr bwMode="auto">
                     <a:xfrm>
                       <a:off x="0" y="0"/>
-                      <a:ext cx="5334000" cy="3539226"/>
+                      <a:ext cx="5334000" cy="3531053"/>
                     </a:xfrm>
                     <a:prstGeom prst="rect">
                       <a:avLst/>
@@ -1997,8 +2007,8 @@
         </w:pict>
       </w:r>
     </w:p>
-    <w:bookmarkEnd w:id="35"/>
-    <w:bookmarkStart w:id="51" w:name="X472c955f220590b6e3b8402cfe64b91bc3b00aa"/>
+    <w:bookmarkEnd w:id="36"/>
+    <w:bookmarkStart w:id="52" w:name="X472c955f220590b6e3b8402cfe64b91bc3b00aa"/>
     <w:p>
       <w:pPr>
         <w:pStyle w:val="Heading2"/>
@@ -2305,7 +2315,7 @@
         </m:oMath>
       </m:oMathPara>
     </w:p>
-    <w:bookmarkStart w:id="39" w:name="the-6-components-of-the-soul-at-a-glance"/>
+    <w:bookmarkStart w:id="40" w:name="the-6-components-of-the-soul-at-a-glance"/>
     <w:p>
       <w:pPr>
         <w:pStyle w:val="Heading3"/>
@@ -2911,20 +2921,20 @@
       <w:r>
         <w:drawing>
           <wp:inline>
-            <wp:extent cx="5334000" cy="2905512"/>
+            <wp:extent cx="5334000" cy="2860771"/>
             <wp:effectExtent b="0" l="0" r="0" t="0"/>
-            <wp:docPr descr="Diagram 6" title="" id="37" name="Picture"/>
+            <wp:docPr descr="Diagram 6" title="" id="38" name="Picture"/>
             <a:graphic>
               <a:graphicData uri="http://schemas.openxmlformats.org/drawingml/2006/picture">
                 <pic:pic>
                   <pic:nvPicPr>
-                    <pic:cNvPr descr="/tmp/docx_diagrams_soul/diagram_5.png" id="38" name="Picture"/>
+                    <pic:cNvPr descr="/tmp/docx_diagrams_soul/diagram_5.png" id="39" name="Picture"/>
                     <pic:cNvPicPr>
                       <a:picLocks noChangeArrowheads="1" noChangeAspect="1"/>
                     </pic:cNvPicPr>
                   </pic:nvPicPr>
                   <pic:blipFill>
-                    <a:blip r:embed="rId36"/>
+                    <a:blip r:embed="rId37"/>
                     <a:stretch>
                       <a:fillRect/>
                     </a:stretch>
@@ -2932,7 +2942,7 @@
                   <pic:spPr bwMode="auto">
                     <a:xfrm>
                       <a:off x="0" y="0"/>
-                      <a:ext cx="5334000" cy="2905512"/>
+                      <a:ext cx="5334000" cy="2860771"/>
                     </a:xfrm>
                     <a:prstGeom prst="rect">
                       <a:avLst/>
@@ -2966,8 +2976,8 @@
         </w:pict>
       </w:r>
     </w:p>
-    <w:bookmarkEnd w:id="39"/>
-    <w:bookmarkStart w:id="50" w:name="Xbebcf2bde1bc4dbc61dbcec22ab5ee85107d188"/>
+    <w:bookmarkEnd w:id="40"/>
+    <w:bookmarkStart w:id="51" w:name="Xbebcf2bde1bc4dbc61dbcec22ab5ee85107d188"/>
     <w:p>
       <w:pPr>
         <w:pStyle w:val="Heading3"/>
@@ -3004,20 +3014,20 @@
       <w:r>
         <w:drawing>
           <wp:inline>
-            <wp:extent cx="5334000" cy="5026588"/>
+            <wp:extent cx="5334000" cy="5057172"/>
             <wp:effectExtent b="0" l="0" r="0" t="0"/>
-            <wp:docPr descr="Diagram 7" title="" id="41" name="Picture"/>
+            <wp:docPr descr="Diagram 7" title="" id="42" name="Picture"/>
             <a:graphic>
               <a:graphicData uri="http://schemas.openxmlformats.org/drawingml/2006/picture">
                 <pic:pic>
                   <pic:nvPicPr>
-                    <pic:cNvPr descr="/tmp/docx_diagrams_soul/diagram_6.png" id="42" name="Picture"/>
+                    <pic:cNvPr descr="/tmp/docx_diagrams_soul/diagram_6.png" id="43" name="Picture"/>
                     <pic:cNvPicPr>
                       <a:picLocks noChangeArrowheads="1" noChangeAspect="1"/>
                     </pic:cNvPicPr>
                   </pic:nvPicPr>
                   <pic:blipFill>
-                    <a:blip r:embed="rId40"/>
+                    <a:blip r:embed="rId41"/>
                     <a:stretch>
                       <a:fillRect/>
                     </a:stretch>
@@ -3025,7 +3035,7 @@
                   <pic:spPr bwMode="auto">
                     <a:xfrm>
                       <a:off x="0" y="0"/>
-                      <a:ext cx="5334000" cy="5026588"/>
+                      <a:ext cx="5334000" cy="5057172"/>
                     </a:xfrm>
                     <a:prstGeom prst="rect">
                       <a:avLst/>
@@ -3052,7 +3062,7 @@
         <w:t xml:space="preserve">Diagram 7</w:t>
       </w:r>
     </w:p>
-    <w:bookmarkStart w:id="43" w:name="Xa6ef8ae158b4caec625847045c46698a5c6177d"/>
+    <w:bookmarkStart w:id="44" w:name="Xa6ef8ae158b4caec625847045c46698a5c6177d"/>
     <w:p>
       <w:pPr>
         <w:pStyle w:val="Heading4"/>
@@ -3138,8 +3148,8 @@
         <w:t xml:space="preserve">—the universal, invariant substrate that is identical across all sentient beings. It is the unfragmented light before it passes through the prism of individuality.</w:t>
       </w:r>
     </w:p>
-    <w:bookmarkEnd w:id="43"/>
-    <w:bookmarkStart w:id="44" w:name="Xd2f606a65c39b95bb490579e952894386fee7fd"/>
+    <w:bookmarkEnd w:id="44"/>
+    <w:bookmarkStart w:id="45" w:name="Xd2f606a65c39b95bb490579e952894386fee7fd"/>
     <w:p>
       <w:pPr>
         <w:pStyle w:val="Heading4"/>
@@ -3273,8 +3283,8 @@
         <w:t xml:space="preserve">in cortical networks. Alongside Mind-at-Large, biographical learning forms the co-equal 25% anchor of adult self-identity.</w:t>
       </w:r>
     </w:p>
-    <w:bookmarkEnd w:id="44"/>
-    <w:bookmarkStart w:id="45" w:name="X7339eea7e3aa90c2fd72a45abd3c89e09233c91"/>
+    <w:bookmarkEnd w:id="45"/>
+    <w:bookmarkStart w:id="46" w:name="X7339eea7e3aa90c2fd72a45abd3c89e09233c91"/>
     <w:p>
       <w:pPr>
         <w:pStyle w:val="Heading4"/>
@@ -3417,8 +3427,8 @@
         <w:t xml:space="preserve">).</w:t>
       </w:r>
     </w:p>
-    <w:bookmarkEnd w:id="45"/>
-    <w:bookmarkStart w:id="46" w:name="Xded91af8fb3eefc099e40f6bf613bd70354ad7c"/>
+    <w:bookmarkEnd w:id="46"/>
+    <w:bookmarkStart w:id="47" w:name="Xded91af8fb3eefc099e40f6bf613bd70354ad7c"/>
     <w:p>
       <w:pPr>
         <w:pStyle w:val="Heading4"/>
@@ -3568,8 +3578,8 @@
         <w:t xml:space="preserve">of the biological substrate.</w:t>
       </w:r>
     </w:p>
-    <w:bookmarkEnd w:id="46"/>
-    <w:bookmarkStart w:id="47" w:name="X261b472e3e3aec15a1f72637bbebb01de78f5ca"/>
+    <w:bookmarkEnd w:id="47"/>
+    <w:bookmarkStart w:id="48" w:name="X261b472e3e3aec15a1f72637bbebb01de78f5ca"/>
     <w:p>
       <w:pPr>
         <w:pStyle w:val="Heading4"/>
@@ -3685,8 +3695,8 @@
         <w:t xml:space="preserve">) based on ancestral survival history.</w:t>
       </w:r>
     </w:p>
-    <w:bookmarkEnd w:id="47"/>
-    <w:bookmarkStart w:id="48" w:name="X9da53c449ff6b0a5babff0c43e1b43ccfd63803"/>
+    <w:bookmarkEnd w:id="48"/>
+    <w:bookmarkStart w:id="49" w:name="X9da53c449ff6b0a5babff0c43e1b43ccfd63803"/>
     <w:p>
       <w:pPr>
         <w:pStyle w:val="Heading4"/>
@@ -3809,8 +3819,8 @@
         <w:t xml:space="preserve">).</w:t>
       </w:r>
     </w:p>
-    <w:bookmarkEnd w:id="48"/>
-    <w:bookmarkStart w:id="49" w:name="macro-level-summary-table"/>
+    <w:bookmarkEnd w:id="49"/>
+    <w:bookmarkStart w:id="50" w:name="macro-level-summary-table"/>
     <w:p>
       <w:pPr>
         <w:pStyle w:val="Heading4"/>
@@ -4074,10 +4084,10 @@
         </w:pict>
       </w:r>
     </w:p>
-    <w:bookmarkEnd w:id="49"/>
     <w:bookmarkEnd w:id="50"/>
     <w:bookmarkEnd w:id="51"/>
-    <w:bookmarkStart w:id="54" w:name="Xb52143c7117a526484eb45a1063afb2dd0d0301"/>
+    <w:bookmarkEnd w:id="52"/>
+    <w:bookmarkStart w:id="55" w:name="Xb52143c7117a526484eb45a1063afb2dd0d0301"/>
     <w:p>
       <w:pPr>
         <w:pStyle w:val="Heading2"/>
@@ -4094,7 +4104,7 @@
         <w:t xml:space="preserve">What happens when the physical vehicle dies, or when consciousness undergoes profound mystical/non-dual realization?</w:t>
       </w:r>
     </w:p>
-    <w:bookmarkStart w:id="52" w:name="X3077a176039e5053b0ee72e62c08e3a3fef1e29"/>
+    <w:bookmarkStart w:id="53" w:name="X3077a176039e5053b0ee72e62c08e3a3fef1e29"/>
     <w:p>
       <w:pPr>
         <w:pStyle w:val="Heading3"/>
@@ -4180,8 +4190,8 @@
         <w:t xml:space="preserve">„I am not merely the transient alter inside the tunnel; I am the underlying field of Mind-at-Large experiencing itself.“</w:t>
       </w:r>
     </w:p>
-    <w:bookmarkEnd w:id="52"/>
-    <w:bookmarkStart w:id="53" w:name="biological-death-physical-dissolution"/>
+    <w:bookmarkEnd w:id="53"/>
+    <w:bookmarkStart w:id="54" w:name="biological-death-physical-dissolution"/>
     <w:p>
       <w:pPr>
         <w:pStyle w:val="Heading3"/>
@@ -4300,9 +4310,9 @@
         </w:pict>
       </w:r>
     </w:p>
-    <w:bookmarkEnd w:id="53"/>
     <w:bookmarkEnd w:id="54"/>
-    <w:bookmarkStart w:id="55" w:name="references-academic-bibliography"/>
+    <w:bookmarkEnd w:id="55"/>
+    <w:bookmarkStart w:id="56" w:name="references-academic-bibliography"/>
     <w:p>
       <w:pPr>
         <w:pStyle w:val="Heading2"/>
@@ -5005,8 +5015,8 @@
         </w:pict>
       </w:r>
     </w:p>
-    <w:bookmarkEnd w:id="55"/>
-    <w:bookmarkStart w:id="60" w:name="tool-attribution-colophon"/>
+    <w:bookmarkEnd w:id="56"/>
+    <w:bookmarkStart w:id="61" w:name="tool-attribution-colophon"/>
     <w:p>
       <w:pPr>
         <w:pStyle w:val="Heading2"/>
@@ -5109,7 +5119,7 @@
         </w:pict>
       </w:r>
     </w:p>
-    <w:bookmarkStart w:id="59" w:name="vault-repository-references"/>
+    <w:bookmarkStart w:id="60" w:name="vault-repository-references"/>
     <w:p>
       <w:pPr>
         <w:pStyle w:val="Heading3"/>
@@ -5136,7 +5146,7 @@
       <w:r>
         <w:t xml:space="preserve"> </w:t>
       </w:r>
-      <w:hyperlink r:id="rId56">
+      <w:hyperlink r:id="rId57">
         <w:r>
           <w:rPr>
             <w:rStyle w:val="VerbatimChar"/>
@@ -5163,7 +5173,7 @@
       <w:r>
         <w:t xml:space="preserve"> </w:t>
       </w:r>
-      <w:hyperlink r:id="rId57">
+      <w:hyperlink r:id="rId58">
         <w:r>
           <w:rPr>
             <w:rStyle w:val="VerbatimChar"/>
@@ -5190,7 +5200,7 @@
       <w:r>
         <w:t xml:space="preserve"> </w:t>
       </w:r>
-      <w:hyperlink r:id="rId58">
+      <w:hyperlink r:id="rId59">
         <w:r>
           <w:rPr>
             <w:rStyle w:val="VerbatimChar"/>
@@ -5199,9 +5209,9 @@
         </w:r>
       </w:hyperlink>
     </w:p>
-    <w:bookmarkEnd w:id="59"/>
     <w:bookmarkEnd w:id="60"/>
     <w:bookmarkEnd w:id="61"/>
+    <w:bookmarkEnd w:id="62"/>
     <w:sectPr>
       <w:footnotePr>
         <w:numRestart w:val="eachSect"/>
